--- a/Final project_1.docx
+++ b/Final project_1.docx
@@ -477,91 +477,46 @@
       <w:r>
         <w:rPr>
           <w:rFonts w:asciiTheme="majorBidi" w:eastAsia="Times New Roman" w:hAnsiTheme="majorBidi" w:cstheme="majorBidi"/>
+          <w:noProof/>
           <w:sz w:val="24"/>
           <w:szCs w:val="24"/>
         </w:rPr>
         <w:lastRenderedPageBreak/>
-        <w:t>[Insert Image Here: A g</w:t>
-      </w:r>
-      <w:r>
-        <w:rPr>
-          <w:rFonts w:asciiTheme="majorBidi" w:eastAsia="Times New Roman" w:hAnsiTheme="majorBidi" w:cstheme="majorBidi"/>
-          <w:sz w:val="24"/>
-          <w:szCs w:val="24"/>
-        </w:rPr>
-        <w:t xml:space="preserve">eographical map of Ibadan, Nigeria, highlighting flood-prone areas such as </w:t>
-      </w:r>
-      <w:proofErr w:type="spellStart"/>
-      <w:r>
-        <w:rPr>
-          <w:rFonts w:asciiTheme="majorBidi" w:eastAsia="Times New Roman" w:hAnsiTheme="majorBidi" w:cstheme="majorBidi"/>
-          <w:sz w:val="24"/>
-          <w:szCs w:val="24"/>
-        </w:rPr>
-        <w:t>Olodo</w:t>
-      </w:r>
-      <w:proofErr w:type="spellEnd"/>
-      <w:r>
-        <w:rPr>
-          <w:rFonts w:asciiTheme="majorBidi" w:eastAsia="Times New Roman" w:hAnsiTheme="majorBidi" w:cstheme="majorBidi"/>
-          <w:sz w:val="24"/>
-          <w:szCs w:val="24"/>
-        </w:rPr>
-        <w:t xml:space="preserve">, </w:t>
-      </w:r>
-      <w:proofErr w:type="spellStart"/>
-      <w:r>
-        <w:rPr>
-          <w:rFonts w:asciiTheme="majorBidi" w:eastAsia="Times New Roman" w:hAnsiTheme="majorBidi" w:cstheme="majorBidi"/>
-          <w:sz w:val="24"/>
-          <w:szCs w:val="24"/>
-        </w:rPr>
-        <w:t>Ogunpa</w:t>
-      </w:r>
-      <w:proofErr w:type="spellEnd"/>
-      <w:r>
-        <w:rPr>
-          <w:rFonts w:asciiTheme="majorBidi" w:eastAsia="Times New Roman" w:hAnsiTheme="majorBidi" w:cstheme="majorBidi"/>
-          <w:sz w:val="24"/>
-          <w:szCs w:val="24"/>
-        </w:rPr>
-        <w:t xml:space="preserve">, </w:t>
-      </w:r>
-      <w:proofErr w:type="spellStart"/>
-      <w:r>
-        <w:rPr>
-          <w:rFonts w:asciiTheme="majorBidi" w:eastAsia="Times New Roman" w:hAnsiTheme="majorBidi" w:cstheme="majorBidi"/>
-          <w:sz w:val="24"/>
-          <w:szCs w:val="24"/>
-        </w:rPr>
-        <w:t>Eleyele</w:t>
-      </w:r>
-      <w:proofErr w:type="spellEnd"/>
-      <w:r>
-        <w:rPr>
-          <w:rFonts w:asciiTheme="majorBidi" w:eastAsia="Times New Roman" w:hAnsiTheme="majorBidi" w:cstheme="majorBidi"/>
-          <w:sz w:val="24"/>
-          <w:szCs w:val="24"/>
-        </w:rPr>
-        <w:t xml:space="preserve">, and </w:t>
-      </w:r>
-      <w:proofErr w:type="spellStart"/>
-      <w:r>
-        <w:rPr>
-          <w:rFonts w:asciiTheme="majorBidi" w:eastAsia="Times New Roman" w:hAnsiTheme="majorBidi" w:cstheme="majorBidi"/>
-          <w:sz w:val="24"/>
-          <w:szCs w:val="24"/>
-        </w:rPr>
-        <w:t>Ojoo</w:t>
-      </w:r>
-      <w:proofErr w:type="spellEnd"/>
-      <w:r>
-        <w:rPr>
-          <w:rFonts w:asciiTheme="majorBidi" w:eastAsia="Times New Roman" w:hAnsiTheme="majorBidi" w:cstheme="majorBidi"/>
-          <w:sz w:val="24"/>
-          <w:szCs w:val="24"/>
-        </w:rPr>
-        <w:t xml:space="preserve">, with overlays of administrative boundaries, major rivers, and elevation contours to illustrate terrain vulnerability.] </w:t>
+        <w:drawing>
+          <wp:inline distT="0" distB="0" distL="0" distR="0">
+            <wp:extent cx="5943600" cy="3346450"/>
+            <wp:effectExtent l="0" t="0" r="0" b="6350"/>
+            <wp:docPr id="4" name="Picture 4"/>
+            <wp:cNvGraphicFramePr>
+              <a:graphicFrameLocks xmlns:a="http://schemas.openxmlformats.org/drawingml/2006/main" noChangeAspect="1"/>
+            </wp:cNvGraphicFramePr>
+            <a:graphic xmlns:a="http://schemas.openxmlformats.org/drawingml/2006/main">
+              <a:graphicData uri="http://schemas.openxmlformats.org/drawingml/2006/picture">
+                <pic:pic xmlns:pic="http://schemas.openxmlformats.org/drawingml/2006/picture">
+                  <pic:nvPicPr>
+                    <pic:cNvPr id="4" name="flood.png"/>
+                    <pic:cNvPicPr/>
+                  </pic:nvPicPr>
+                  <pic:blipFill>
+                    <a:blip r:embed="rId6"/>
+                    <a:stretch>
+                      <a:fillRect/>
+                    </a:stretch>
+                  </pic:blipFill>
+                  <pic:spPr>
+                    <a:xfrm>
+                      <a:off x="0" y="0"/>
+                      <a:ext cx="5943600" cy="3346450"/>
+                    </a:xfrm>
+                    <a:prstGeom prst="rect">
+                      <a:avLst/>
+                    </a:prstGeom>
+                  </pic:spPr>
+                </pic:pic>
+              </a:graphicData>
+            </a:graphic>
+          </wp:inline>
+        </w:drawing>
       </w:r>
     </w:p>
     <w:p>
@@ -575,79 +530,126 @@
       </w:pPr>
       <w:r>
         <w:rPr>
-          <w:rFonts w:asciiTheme="majorBidi" w:eastAsia="Times New Roman" w:hAnsiTheme="majorBidi" w:cstheme="majorBidi"/>
-          <w:sz w:val="24"/>
-          <w:szCs w:val="24"/>
-        </w:rPr>
-        <w:t>[Insert Image Here: Side-by</w:t>
-      </w:r>
-      <w:r>
-        <w:rPr>
-          <w:rFonts w:asciiTheme="majorBidi" w:eastAsia="Times New Roman" w:hAnsiTheme="majorBidi" w:cstheme="majorBidi"/>
-          <w:sz w:val="24"/>
-          <w:szCs w:val="24"/>
-        </w:rPr>
-        <w:t>-side Sentinel-2 satellite composites of Ibadan during dry (e.g., December 2023) and rainy (e.g., July 2023) seasons, showing differe</w:t>
-      </w:r>
-      <w:bookmarkStart w:id="0" w:name="_GoBack"/>
-      <w:bookmarkEnd w:id="0"/>
-      <w:r>
-        <w:rPr>
-          <w:rFonts w:asciiTheme="majorBidi" w:eastAsia="Times New Roman" w:hAnsiTheme="majorBidi" w:cstheme="majorBidi"/>
-          <w:sz w:val="24"/>
-          <w:szCs w:val="24"/>
-        </w:rPr>
-        <w:t xml:space="preserve">nces in water bodies, vegetation, and urban expansion as potential flood indicators.] </w:t>
+          <w:rFonts w:ascii="Times New Roman" w:hAnsi="Times New Roman" w:cs="Times New Roman"/>
+          <w:b/>
+        </w:rPr>
+        <w:t>Fig</w:t>
+      </w:r>
+      <w:r>
+        <w:rPr>
+          <w:rFonts w:ascii="Times New Roman" w:hAnsi="Times New Roman" w:cs="Times New Roman"/>
+        </w:rPr>
+        <w:t xml:space="preserve"> 1.1.  </w:t>
+      </w:r>
+      <w:r>
+        <w:rPr>
+          <w:rFonts w:asciiTheme="majorBidi" w:eastAsia="Times New Roman" w:hAnsiTheme="majorBidi" w:cstheme="majorBidi"/>
+          <w:sz w:val="24"/>
+          <w:szCs w:val="24"/>
+        </w:rPr>
+        <w:t>F</w:t>
+      </w:r>
+      <w:r>
+        <w:rPr>
+          <w:rFonts w:asciiTheme="majorBidi" w:eastAsia="Times New Roman" w:hAnsiTheme="majorBidi" w:cstheme="majorBidi"/>
+          <w:sz w:val="24"/>
+          <w:szCs w:val="24"/>
+        </w:rPr>
+        <w:t>lood impacts in Ibadan</w:t>
       </w:r>
     </w:p>
     <w:p>
       <w:pPr>
         <w:spacing w:before="100" w:beforeAutospacing="1" w:after="100" w:afterAutospacing="1" w:line="360" w:lineRule="auto"/>
         <w:rPr>
-          <w:rFonts w:asciiTheme="majorBidi" w:eastAsia="Times New Roman" w:hAnsiTheme="majorBidi" w:cstheme="majorBidi"/>
-          <w:sz w:val="24"/>
-          <w:szCs w:val="24"/>
-        </w:rPr>
-      </w:pPr>
-      <w:r>
-        <w:rPr>
-          <w:rFonts w:asciiTheme="majorBidi" w:eastAsia="Times New Roman" w:hAnsiTheme="majorBidi" w:cstheme="majorBidi"/>
-          <w:sz w:val="24"/>
-          <w:szCs w:val="24"/>
-        </w:rPr>
-        <w:t>[Insert Image Here: Archival photogr</w:t>
-      </w:r>
-      <w:r>
-        <w:rPr>
-          <w:rFonts w:asciiTheme="majorBidi" w:eastAsia="Times New Roman" w:hAnsiTheme="majorBidi" w:cstheme="majorBidi"/>
-          <w:sz w:val="24"/>
-          <w:szCs w:val="24"/>
-        </w:rPr>
-        <w:t xml:space="preserve">aphs depicting flood impacts in Ibadan, such as the 2023 </w:t>
-      </w:r>
-      <w:proofErr w:type="spellStart"/>
-      <w:r>
-        <w:rPr>
-          <w:rFonts w:asciiTheme="majorBidi" w:eastAsia="Times New Roman" w:hAnsiTheme="majorBidi" w:cstheme="majorBidi"/>
-          <w:sz w:val="24"/>
-          <w:szCs w:val="24"/>
-        </w:rPr>
-        <w:t>Olodo</w:t>
-      </w:r>
-      <w:proofErr w:type="spellEnd"/>
-      <w:r>
-        <w:rPr>
-          <w:rFonts w:asciiTheme="majorBidi" w:eastAsia="Times New Roman" w:hAnsiTheme="majorBidi" w:cstheme="majorBidi"/>
-          <w:sz w:val="24"/>
-          <w:szCs w:val="24"/>
-        </w:rPr>
-        <w:t xml:space="preserve"> Bridge collapse and displaced communities, to convey human and infrastructural consequences.]</w:t>
+          <w:rFonts w:ascii="Times New Roman" w:hAnsi="Times New Roman" w:cs="Times New Roman"/>
+          <w:b/>
+          <w:sz w:val="24"/>
+          <w:szCs w:val="24"/>
+        </w:rPr>
+      </w:pPr>
+      <w:r>
+        <w:rPr>
+          <w:rFonts w:asciiTheme="majorBidi" w:eastAsia="Times New Roman" w:hAnsiTheme="majorBidi" w:cstheme="majorBidi"/>
+          <w:noProof/>
+          <w:sz w:val="24"/>
+          <w:szCs w:val="24"/>
+        </w:rPr>
+        <w:drawing>
+          <wp:inline distT="0" distB="0" distL="0" distR="0">
+            <wp:extent cx="5943600" cy="3542030"/>
+            <wp:effectExtent l="0" t="0" r="0" b="1270"/>
+            <wp:docPr id="7" name="Picture 7"/>
+            <wp:cNvGraphicFramePr>
+              <a:graphicFrameLocks xmlns:a="http://schemas.openxmlformats.org/drawingml/2006/main" noChangeAspect="1"/>
+            </wp:cNvGraphicFramePr>
+            <a:graphic xmlns:a="http://schemas.openxmlformats.org/drawingml/2006/main">
+              <a:graphicData uri="http://schemas.openxmlformats.org/drawingml/2006/picture">
+                <pic:pic xmlns:pic="http://schemas.openxmlformats.org/drawingml/2006/picture">
+                  <pic:nvPicPr>
+                    <pic:cNvPr id="7" name="Ibadan_Flood_Timeline_1980_2023.png"/>
+                    <pic:cNvPicPr/>
+                  </pic:nvPicPr>
+                  <pic:blipFill>
+                    <a:blip r:embed="rId7"/>
+                    <a:stretch>
+                      <a:fillRect/>
+                    </a:stretch>
+                  </pic:blipFill>
+                  <pic:spPr>
+                    <a:xfrm>
+                      <a:off x="0" y="0"/>
+                      <a:ext cx="5943600" cy="3542030"/>
+                    </a:xfrm>
+                    <a:prstGeom prst="rect">
+                      <a:avLst/>
+                    </a:prstGeom>
+                  </pic:spPr>
+                </pic:pic>
+              </a:graphicData>
+            </a:graphic>
+          </wp:inline>
+        </w:drawing>
       </w:r>
     </w:p>
     <w:p>
       <w:pPr>
         <w:spacing w:before="100" w:beforeAutospacing="1" w:after="100" w:afterAutospacing="1" w:line="360" w:lineRule="auto"/>
-        <w:outlineLvl w:val="1"/>
+        <w:rPr>
+          <w:rFonts w:asciiTheme="majorBidi" w:eastAsia="Times New Roman" w:hAnsiTheme="majorBidi" w:cstheme="majorBidi"/>
+          <w:sz w:val="24"/>
+          <w:szCs w:val="24"/>
+        </w:rPr>
+      </w:pPr>
+      <w:r>
+        <w:rPr>
+          <w:rFonts w:ascii="Times New Roman" w:hAnsi="Times New Roman" w:cs="Times New Roman"/>
+          <w:b/>
+          <w:sz w:val="24"/>
+          <w:szCs w:val="24"/>
+        </w:rPr>
+        <w:t>Fig</w:t>
+      </w:r>
+      <w:r>
+        <w:rPr>
+          <w:rFonts w:ascii="Times New Roman" w:hAnsi="Times New Roman" w:cs="Times New Roman"/>
+          <w:sz w:val="24"/>
+          <w:szCs w:val="24"/>
+        </w:rPr>
+        <w:t xml:space="preserve"> 1.2.  </w:t>
+      </w:r>
+      <w:r>
+        <w:rPr>
+          <w:rFonts w:ascii="Times New Roman" w:hAnsi="Times New Roman" w:cs="Times New Roman"/>
+          <w:sz w:val="24"/>
+          <w:szCs w:val="24"/>
+        </w:rPr>
+        <w:t>Ibadan_Flood_Timeline_1980_2023</w:t>
+      </w:r>
+    </w:p>
+    <w:p>
+      <w:pPr>
+        <w:spacing w:line="276" w:lineRule="auto"/>
         <w:rPr>
           <w:rFonts w:asciiTheme="majorBidi" w:eastAsia="Times New Roman" w:hAnsiTheme="majorBidi" w:cstheme="majorBidi"/>
           <w:b/>
@@ -664,6 +666,7 @@
           <w:sz w:val="24"/>
           <w:szCs w:val="24"/>
         </w:rPr>
+        <w:lastRenderedPageBreak/>
         <w:t>1.2 The Aim and Objectives of the Study</w:t>
       </w:r>
     </w:p>
@@ -856,7 +859,15 @@
           <w:sz w:val="24"/>
           <w:szCs w:val="24"/>
         </w:rPr>
-        <w:t xml:space="preserve">To validate model outputs against historical flood extents, such as the 2011 and 2023 </w:t>
+        <w:t>To validate model outputs against historical flood extents, such as the</w:t>
+      </w:r>
+      <w:r>
+        <w:rPr>
+          <w:rFonts w:asciiTheme="majorBidi" w:eastAsia="Times New Roman" w:hAnsiTheme="majorBidi" w:cstheme="majorBidi"/>
+          <w:sz w:val="24"/>
+          <w:szCs w:val="24"/>
+        </w:rPr>
+        <w:t xml:space="preserve"> 2023 </w:t>
       </w:r>
       <w:proofErr w:type="spellStart"/>
       <w:r>
@@ -874,33 +885,23 @@
           <w:sz w:val="24"/>
           <w:szCs w:val="24"/>
         </w:rPr>
-        <w:t xml:space="preserve"> events, and explore implications for civil engineering flood mitigation.</w:t>
-      </w:r>
-    </w:p>
-    <w:p>
-      <w:pPr>
-        <w:spacing w:before="100" w:beforeAutospacing="1" w:after="100" w:afterAutospacing="1" w:line="360" w:lineRule="auto"/>
-        <w:rPr>
-          <w:rFonts w:asciiTheme="majorBidi" w:eastAsia="Times New Roman" w:hAnsiTheme="majorBidi" w:cstheme="majorBidi"/>
-          <w:sz w:val="24"/>
-          <w:szCs w:val="24"/>
-        </w:rPr>
-      </w:pPr>
-      <w:r>
-        <w:rPr>
-          <w:rFonts w:asciiTheme="majorBidi" w:eastAsia="Times New Roman" w:hAnsiTheme="majorBidi" w:cstheme="majorBidi"/>
-          <w:sz w:val="24"/>
-          <w:szCs w:val="24"/>
-        </w:rPr>
-        <w:t>[Insert Image Here: A flowchart diagram illustrating the study's workflow, f</w:t>
-      </w:r>
-      <w:r>
-        <w:rPr>
-          <w:rFonts w:asciiTheme="majorBidi" w:eastAsia="Times New Roman" w:hAnsiTheme="majorBidi" w:cstheme="majorBidi"/>
-          <w:sz w:val="24"/>
-          <w:szCs w:val="24"/>
-        </w:rPr>
-        <w:t>rom Sentinel-2 data acquisition and preprocessing to CNN training, NDWI comparison, feature analysis, and historical validation.]</w:t>
+        <w:t xml:space="preserve"> </w:t>
+      </w:r>
+      <w:r>
+        <w:rPr>
+          <w:rFonts w:asciiTheme="majorBidi" w:eastAsia="Times New Roman" w:hAnsiTheme="majorBidi" w:cstheme="majorBidi"/>
+          <w:sz w:val="24"/>
+          <w:szCs w:val="24"/>
+        </w:rPr>
+        <w:t xml:space="preserve">flood </w:t>
+      </w:r>
+      <w:r>
+        <w:rPr>
+          <w:rFonts w:asciiTheme="majorBidi" w:eastAsia="Times New Roman" w:hAnsiTheme="majorBidi" w:cstheme="majorBidi"/>
+          <w:sz w:val="24"/>
+          <w:szCs w:val="24"/>
+        </w:rPr>
+        <w:t>events, and explore implications for civil engineering flood mitigation.</w:t>
       </w:r>
     </w:p>
     <w:p>
@@ -923,148 +924,156 @@
           <w:sz w:val="24"/>
           <w:szCs w:val="24"/>
         </w:rPr>
+        <w:t>1.3 Significance of the Study</w:t>
+      </w:r>
+    </w:p>
+    <w:p>
+      <w:pPr>
+        <w:spacing w:before="100" w:beforeAutospacing="1" w:after="100" w:afterAutospacing="1" w:line="360" w:lineRule="auto"/>
+        <w:rPr>
+          <w:rFonts w:asciiTheme="majorBidi" w:eastAsia="Times New Roman" w:hAnsiTheme="majorBidi" w:cstheme="majorBidi"/>
+          <w:sz w:val="24"/>
+          <w:szCs w:val="24"/>
+        </w:rPr>
+      </w:pPr>
+      <w:r>
+        <w:rPr>
+          <w:rFonts w:asciiTheme="majorBidi" w:eastAsia="Times New Roman" w:hAnsiTheme="majorBidi" w:cstheme="majorBidi"/>
+          <w:sz w:val="24"/>
+          <w:szCs w:val="24"/>
+        </w:rPr>
+        <w:t>This study carries profound theoretical and practical implications for flood risk management, pa</w:t>
+      </w:r>
+      <w:r>
+        <w:rPr>
+          <w:rFonts w:asciiTheme="majorBidi" w:eastAsia="Times New Roman" w:hAnsiTheme="majorBidi" w:cstheme="majorBidi"/>
+          <w:sz w:val="24"/>
+          <w:szCs w:val="24"/>
+        </w:rPr>
+        <w:t xml:space="preserve">rticularly in civil engineering and urban planning contexts within Ibadan and similar West African cities. Theoretically, it advances geospatial artificial intelligence by rigorously evaluating CNNs in a data-scarce urban environment, where </w:t>
+      </w:r>
+      <w:proofErr w:type="spellStart"/>
+      <w:r>
+        <w:rPr>
+          <w:rFonts w:asciiTheme="majorBidi" w:eastAsia="Times New Roman" w:hAnsiTheme="majorBidi" w:cstheme="majorBidi"/>
+          <w:sz w:val="24"/>
+          <w:szCs w:val="24"/>
+        </w:rPr>
+        <w:t>localised</w:t>
+      </w:r>
+      <w:proofErr w:type="spellEnd"/>
+      <w:r>
+        <w:rPr>
+          <w:rFonts w:asciiTheme="majorBidi" w:eastAsia="Times New Roman" w:hAnsiTheme="majorBidi" w:cstheme="majorBidi"/>
+          <w:sz w:val="24"/>
+          <w:szCs w:val="24"/>
+        </w:rPr>
+        <w:t xml:space="preserve"> studi</w:t>
+      </w:r>
+      <w:r>
+        <w:rPr>
+          <w:rFonts w:asciiTheme="majorBidi" w:eastAsia="Times New Roman" w:hAnsiTheme="majorBidi" w:cstheme="majorBidi"/>
+          <w:sz w:val="24"/>
+          <w:szCs w:val="24"/>
+        </w:rPr>
+        <w:t xml:space="preserve">es are sparse (Lin et al., 2024; </w:t>
+      </w:r>
+      <w:proofErr w:type="spellStart"/>
+      <w:r>
+        <w:rPr>
+          <w:rFonts w:asciiTheme="majorBidi" w:eastAsia="Times New Roman" w:hAnsiTheme="majorBidi" w:cstheme="majorBidi"/>
+          <w:sz w:val="24"/>
+          <w:szCs w:val="24"/>
+        </w:rPr>
+        <w:t>Nkeki</w:t>
+      </w:r>
+      <w:proofErr w:type="spellEnd"/>
+      <w:r>
+        <w:rPr>
+          <w:rFonts w:asciiTheme="majorBidi" w:eastAsia="Times New Roman" w:hAnsiTheme="majorBidi" w:cstheme="majorBidi"/>
+          <w:sz w:val="24"/>
+          <w:szCs w:val="24"/>
+        </w:rPr>
+        <w:t xml:space="preserve"> et al., 2023). By integrating Sentinel-2 multispectral data with auxiliary layers, such as digital elevation models (DEMs), the research elucidates feature interactions and model generalizability, contributing novel i</w:t>
+      </w:r>
+      <w:r>
+        <w:rPr>
+          <w:rFonts w:asciiTheme="majorBidi" w:eastAsia="Times New Roman" w:hAnsiTheme="majorBidi" w:cstheme="majorBidi"/>
+          <w:sz w:val="24"/>
+          <w:szCs w:val="24"/>
+        </w:rPr>
+        <w:t>nsights into the role of deep learning in heterogeneous landscapes and addressing methodological gaps between CNNs and traditional indices, like NDWI (</w:t>
+      </w:r>
+      <w:proofErr w:type="spellStart"/>
+      <w:r>
+        <w:rPr>
+          <w:rFonts w:asciiTheme="majorBidi" w:eastAsia="Times New Roman" w:hAnsiTheme="majorBidi" w:cstheme="majorBidi"/>
+          <w:sz w:val="24"/>
+          <w:szCs w:val="24"/>
+        </w:rPr>
+        <w:t>McFeeters</w:t>
+      </w:r>
+      <w:proofErr w:type="spellEnd"/>
+      <w:r>
+        <w:rPr>
+          <w:rFonts w:asciiTheme="majorBidi" w:eastAsia="Times New Roman" w:hAnsiTheme="majorBidi" w:cstheme="majorBidi"/>
+          <w:sz w:val="24"/>
+          <w:szCs w:val="24"/>
+        </w:rPr>
+        <w:t xml:space="preserve">, 1996). These findings can inform broader </w:t>
+      </w:r>
+      <w:proofErr w:type="spellStart"/>
+      <w:r>
+        <w:rPr>
+          <w:rFonts w:asciiTheme="majorBidi" w:eastAsia="Times New Roman" w:hAnsiTheme="majorBidi" w:cstheme="majorBidi"/>
+          <w:sz w:val="24"/>
+          <w:szCs w:val="24"/>
+        </w:rPr>
+        <w:t>GeoAI</w:t>
+      </w:r>
+      <w:proofErr w:type="spellEnd"/>
+      <w:r>
+        <w:rPr>
+          <w:rFonts w:asciiTheme="majorBidi" w:eastAsia="Times New Roman" w:hAnsiTheme="majorBidi" w:cstheme="majorBidi"/>
+          <w:sz w:val="24"/>
+          <w:szCs w:val="24"/>
+        </w:rPr>
+        <w:t xml:space="preserve"> applications for disaster prediction in the Glo</w:t>
+      </w:r>
+      <w:r>
+        <w:rPr>
+          <w:rFonts w:asciiTheme="majorBidi" w:eastAsia="Times New Roman" w:hAnsiTheme="majorBidi" w:cstheme="majorBidi"/>
+          <w:sz w:val="24"/>
+          <w:szCs w:val="24"/>
+        </w:rPr>
+        <w:t>bal South.</w:t>
+      </w:r>
+    </w:p>
+    <w:p>
+      <w:pPr>
+        <w:spacing w:before="100" w:beforeAutospacing="1" w:after="100" w:afterAutospacing="1" w:line="360" w:lineRule="auto"/>
+        <w:rPr>
+          <w:rFonts w:asciiTheme="majorBidi" w:eastAsia="Times New Roman" w:hAnsiTheme="majorBidi" w:cstheme="majorBidi"/>
+          <w:sz w:val="24"/>
+          <w:szCs w:val="24"/>
+        </w:rPr>
+      </w:pPr>
+      <w:r>
+        <w:rPr>
+          <w:rFonts w:asciiTheme="majorBidi" w:eastAsia="Times New Roman" w:hAnsiTheme="majorBidi" w:cstheme="majorBidi"/>
+          <w:sz w:val="24"/>
+          <w:szCs w:val="24"/>
+        </w:rPr>
+        <w:t xml:space="preserve">Practically, the generated flood risk maps will empower targeted interventions, such as designing robust drainage systems, elevating critical infrastructure, and retrofitting flood barriers, directly </w:t>
+      </w:r>
+      <w:r>
+        <w:rPr>
+          <w:rFonts w:asciiTheme="majorBidi" w:eastAsia="Times New Roman" w:hAnsiTheme="majorBidi" w:cstheme="majorBidi"/>
+          <w:sz w:val="24"/>
+          <w:szCs w:val="24"/>
+        </w:rPr>
         <w:lastRenderedPageBreak/>
-        <w:t>1.3 Significance of the Study</w:t>
-      </w:r>
-    </w:p>
-    <w:p>
-      <w:pPr>
-        <w:spacing w:before="100" w:beforeAutospacing="1" w:after="100" w:afterAutospacing="1" w:line="360" w:lineRule="auto"/>
-        <w:rPr>
-          <w:rFonts w:asciiTheme="majorBidi" w:eastAsia="Times New Roman" w:hAnsiTheme="majorBidi" w:cstheme="majorBidi"/>
-          <w:sz w:val="24"/>
-          <w:szCs w:val="24"/>
-        </w:rPr>
-      </w:pPr>
-      <w:r>
-        <w:rPr>
-          <w:rFonts w:asciiTheme="majorBidi" w:eastAsia="Times New Roman" w:hAnsiTheme="majorBidi" w:cstheme="majorBidi"/>
-          <w:sz w:val="24"/>
-          <w:szCs w:val="24"/>
-        </w:rPr>
-        <w:t>This study carries profound theoretical and practical implications for flood risk management, pa</w:t>
-      </w:r>
-      <w:r>
-        <w:rPr>
-          <w:rFonts w:asciiTheme="majorBidi" w:eastAsia="Times New Roman" w:hAnsiTheme="majorBidi" w:cstheme="majorBidi"/>
-          <w:sz w:val="24"/>
-          <w:szCs w:val="24"/>
-        </w:rPr>
-        <w:t xml:space="preserve">rticularly in civil engineering and urban planning contexts within Ibadan and similar West African cities. Theoretically, it advances geospatial artificial intelligence by rigorously evaluating CNNs in a data-scarce urban environment, where </w:t>
-      </w:r>
-      <w:proofErr w:type="spellStart"/>
-      <w:r>
-        <w:rPr>
-          <w:rFonts w:asciiTheme="majorBidi" w:eastAsia="Times New Roman" w:hAnsiTheme="majorBidi" w:cstheme="majorBidi"/>
-          <w:sz w:val="24"/>
-          <w:szCs w:val="24"/>
-        </w:rPr>
-        <w:t>localised</w:t>
-      </w:r>
-      <w:proofErr w:type="spellEnd"/>
-      <w:r>
-        <w:rPr>
-          <w:rFonts w:asciiTheme="majorBidi" w:eastAsia="Times New Roman" w:hAnsiTheme="majorBidi" w:cstheme="majorBidi"/>
-          <w:sz w:val="24"/>
-          <w:szCs w:val="24"/>
-        </w:rPr>
-        <w:t xml:space="preserve"> studi</w:t>
-      </w:r>
-      <w:r>
-        <w:rPr>
-          <w:rFonts w:asciiTheme="majorBidi" w:eastAsia="Times New Roman" w:hAnsiTheme="majorBidi" w:cstheme="majorBidi"/>
-          <w:sz w:val="24"/>
-          <w:szCs w:val="24"/>
-        </w:rPr>
-        <w:t xml:space="preserve">es are sparse (Lin et al., 2024; </w:t>
-      </w:r>
-      <w:proofErr w:type="spellStart"/>
-      <w:r>
-        <w:rPr>
-          <w:rFonts w:asciiTheme="majorBidi" w:eastAsia="Times New Roman" w:hAnsiTheme="majorBidi" w:cstheme="majorBidi"/>
-          <w:sz w:val="24"/>
-          <w:szCs w:val="24"/>
-        </w:rPr>
-        <w:t>Nkeki</w:t>
-      </w:r>
-      <w:proofErr w:type="spellEnd"/>
-      <w:r>
-        <w:rPr>
-          <w:rFonts w:asciiTheme="majorBidi" w:eastAsia="Times New Roman" w:hAnsiTheme="majorBidi" w:cstheme="majorBidi"/>
-          <w:sz w:val="24"/>
-          <w:szCs w:val="24"/>
-        </w:rPr>
-        <w:t xml:space="preserve"> et al., 2023). By integrating Sentinel-2 multispectral data with auxiliary layers, such as digital elevation models (DEMs), the research elucidates feature interactions and model generalizability, contributing novel i</w:t>
-      </w:r>
-      <w:r>
-        <w:rPr>
-          <w:rFonts w:asciiTheme="majorBidi" w:eastAsia="Times New Roman" w:hAnsiTheme="majorBidi" w:cstheme="majorBidi"/>
-          <w:sz w:val="24"/>
-          <w:szCs w:val="24"/>
-        </w:rPr>
-        <w:t>nsights into the role of deep learning in heterogeneous landscapes and addressing methodological gaps between CNNs and traditional indices, like NDWI (</w:t>
-      </w:r>
-      <w:proofErr w:type="spellStart"/>
-      <w:r>
-        <w:rPr>
-          <w:rFonts w:asciiTheme="majorBidi" w:eastAsia="Times New Roman" w:hAnsiTheme="majorBidi" w:cstheme="majorBidi"/>
-          <w:sz w:val="24"/>
-          <w:szCs w:val="24"/>
-        </w:rPr>
-        <w:t>McFeeters</w:t>
-      </w:r>
-      <w:proofErr w:type="spellEnd"/>
-      <w:r>
-        <w:rPr>
-          <w:rFonts w:asciiTheme="majorBidi" w:eastAsia="Times New Roman" w:hAnsiTheme="majorBidi" w:cstheme="majorBidi"/>
-          <w:sz w:val="24"/>
-          <w:szCs w:val="24"/>
-        </w:rPr>
-        <w:t xml:space="preserve">, 1996). These findings can inform broader </w:t>
-      </w:r>
-      <w:proofErr w:type="spellStart"/>
-      <w:r>
-        <w:rPr>
-          <w:rFonts w:asciiTheme="majorBidi" w:eastAsia="Times New Roman" w:hAnsiTheme="majorBidi" w:cstheme="majorBidi"/>
-          <w:sz w:val="24"/>
-          <w:szCs w:val="24"/>
-        </w:rPr>
-        <w:t>GeoAI</w:t>
-      </w:r>
-      <w:proofErr w:type="spellEnd"/>
-      <w:r>
-        <w:rPr>
-          <w:rFonts w:asciiTheme="majorBidi" w:eastAsia="Times New Roman" w:hAnsiTheme="majorBidi" w:cstheme="majorBidi"/>
-          <w:sz w:val="24"/>
-          <w:szCs w:val="24"/>
-        </w:rPr>
-        <w:t xml:space="preserve"> applications for disaster prediction in the Glo</w:t>
-      </w:r>
-      <w:r>
-        <w:rPr>
-          <w:rFonts w:asciiTheme="majorBidi" w:eastAsia="Times New Roman" w:hAnsiTheme="majorBidi" w:cstheme="majorBidi"/>
-          <w:sz w:val="24"/>
-          <w:szCs w:val="24"/>
-        </w:rPr>
-        <w:t>bal South.</w:t>
-      </w:r>
-    </w:p>
-    <w:p>
-      <w:pPr>
-        <w:spacing w:before="100" w:beforeAutospacing="1" w:after="100" w:afterAutospacing="1" w:line="360" w:lineRule="auto"/>
-        <w:rPr>
-          <w:rFonts w:asciiTheme="majorBidi" w:eastAsia="Times New Roman" w:hAnsiTheme="majorBidi" w:cstheme="majorBidi"/>
-          <w:sz w:val="24"/>
-          <w:szCs w:val="24"/>
-        </w:rPr>
-      </w:pPr>
-      <w:r>
-        <w:rPr>
-          <w:rFonts w:asciiTheme="majorBidi" w:eastAsia="Times New Roman" w:hAnsiTheme="majorBidi" w:cstheme="majorBidi"/>
-          <w:sz w:val="24"/>
-          <w:szCs w:val="24"/>
-        </w:rPr>
-        <w:t>Practically, the generated flood risk maps will empower targeted interventions, such as designing robust drainage systems, elevating critical infrastructure, and retrofitting flood barriers, directly supporting initiatives like the World Bank-fu</w:t>
+        <w:t>supporting initiatives like the World Bank-fu</w:t>
       </w:r>
       <w:r>
         <w:rPr>
@@ -1205,42 +1214,6 @@
           <w:szCs w:val="24"/>
         </w:rPr>
         <w:t>.</w:t>
-      </w:r>
-    </w:p>
-    <w:p>
-      <w:pPr>
-        <w:spacing w:before="100" w:beforeAutospacing="1" w:after="100" w:afterAutospacing="1" w:line="360" w:lineRule="auto"/>
-        <w:rPr>
-          <w:rFonts w:asciiTheme="majorBidi" w:eastAsia="Times New Roman" w:hAnsiTheme="majorBidi" w:cstheme="majorBidi"/>
-          <w:sz w:val="24"/>
-          <w:szCs w:val="24"/>
-        </w:rPr>
-      </w:pPr>
-      <w:r>
-        <w:rPr>
-          <w:rFonts w:asciiTheme="majorBidi" w:eastAsia="Times New Roman" w:hAnsiTheme="majorBidi" w:cstheme="majorBidi"/>
-          <w:sz w:val="24"/>
-          <w:szCs w:val="24"/>
-        </w:rPr>
-        <w:t xml:space="preserve">[Insert Image Here: An infographic or timeline chart depicting the evolution of flood events in Ibadan (e.g., 2011–2023), including metrics on deaths, displacements, and economic costs, to </w:t>
-      </w:r>
-      <w:proofErr w:type="spellStart"/>
-      <w:r>
-        <w:rPr>
-          <w:rFonts w:asciiTheme="majorBidi" w:eastAsia="Times New Roman" w:hAnsiTheme="majorBidi" w:cstheme="majorBidi"/>
-          <w:sz w:val="24"/>
-          <w:szCs w:val="24"/>
-        </w:rPr>
-        <w:t>emphasise</w:t>
-      </w:r>
-      <w:proofErr w:type="spellEnd"/>
-      <w:r>
-        <w:rPr>
-          <w:rFonts w:asciiTheme="majorBidi" w:eastAsia="Times New Roman" w:hAnsiTheme="majorBidi" w:cstheme="majorBidi"/>
-          <w:sz w:val="24"/>
-          <w:szCs w:val="24"/>
-        </w:rPr>
-        <w:t xml:space="preserve"> the study's timeliness and impact.]</w:t>
       </w:r>
     </w:p>
     <w:p>
@@ -1291,166 +1264,193 @@
           <w:sz w:val="24"/>
           <w:szCs w:val="24"/>
         </w:rPr>
+        <w:t xml:space="preserve">The scope of this study is confined to the Ibadan metropolis (approximately 7.3775°N, 3.9470°E), with an emphasis on flood-prone sub-areas, including </w:t>
+      </w:r>
+      <w:proofErr w:type="spellStart"/>
+      <w:r>
+        <w:rPr>
+          <w:rFonts w:asciiTheme="majorBidi" w:eastAsia="Times New Roman" w:hAnsiTheme="majorBidi" w:cstheme="majorBidi"/>
+          <w:sz w:val="24"/>
+          <w:szCs w:val="24"/>
+        </w:rPr>
+        <w:t>Olodo</w:t>
+      </w:r>
+      <w:proofErr w:type="spellEnd"/>
+      <w:r>
+        <w:rPr>
+          <w:rFonts w:asciiTheme="majorBidi" w:eastAsia="Times New Roman" w:hAnsiTheme="majorBidi" w:cstheme="majorBidi"/>
+          <w:sz w:val="24"/>
+          <w:szCs w:val="24"/>
+        </w:rPr>
+        <w:t xml:space="preserve">, </w:t>
+      </w:r>
+      <w:proofErr w:type="spellStart"/>
+      <w:r>
+        <w:rPr>
+          <w:rFonts w:asciiTheme="majorBidi" w:eastAsia="Times New Roman" w:hAnsiTheme="majorBidi" w:cstheme="majorBidi"/>
+          <w:sz w:val="24"/>
+          <w:szCs w:val="24"/>
+        </w:rPr>
+        <w:t>Ogunpa</w:t>
+      </w:r>
+      <w:proofErr w:type="spellEnd"/>
+      <w:r>
+        <w:rPr>
+          <w:rFonts w:asciiTheme="majorBidi" w:eastAsia="Times New Roman" w:hAnsiTheme="majorBidi" w:cstheme="majorBidi"/>
+          <w:sz w:val="24"/>
+          <w:szCs w:val="24"/>
+        </w:rPr>
+        <w:t xml:space="preserve">, </w:t>
+      </w:r>
+      <w:proofErr w:type="spellStart"/>
+      <w:r>
+        <w:rPr>
+          <w:rFonts w:asciiTheme="majorBidi" w:eastAsia="Times New Roman" w:hAnsiTheme="majorBidi" w:cstheme="majorBidi"/>
+          <w:sz w:val="24"/>
+          <w:szCs w:val="24"/>
+        </w:rPr>
+        <w:t>Eleyele</w:t>
+      </w:r>
+      <w:proofErr w:type="spellEnd"/>
+      <w:r>
+        <w:rPr>
+          <w:rFonts w:asciiTheme="majorBidi" w:eastAsia="Times New Roman" w:hAnsiTheme="majorBidi" w:cstheme="majorBidi"/>
+          <w:sz w:val="24"/>
+          <w:szCs w:val="24"/>
+        </w:rPr>
+        <w:t xml:space="preserve">, and </w:t>
+      </w:r>
+      <w:proofErr w:type="spellStart"/>
+      <w:r>
+        <w:rPr>
+          <w:rFonts w:asciiTheme="majorBidi" w:eastAsia="Times New Roman" w:hAnsiTheme="majorBidi" w:cstheme="majorBidi"/>
+          <w:sz w:val="24"/>
+          <w:szCs w:val="24"/>
+        </w:rPr>
+        <w:t>Ojoo</w:t>
+      </w:r>
+      <w:proofErr w:type="spellEnd"/>
+      <w:r>
+        <w:rPr>
+          <w:rFonts w:asciiTheme="majorBidi" w:eastAsia="Times New Roman" w:hAnsiTheme="majorBidi" w:cstheme="majorBidi"/>
+          <w:sz w:val="24"/>
+          <w:szCs w:val="24"/>
+        </w:rPr>
+        <w:t xml:space="preserve">. It </w:t>
+      </w:r>
+      <w:proofErr w:type="spellStart"/>
+      <w:r>
+        <w:rPr>
+          <w:rFonts w:asciiTheme="majorBidi" w:eastAsia="Times New Roman" w:hAnsiTheme="majorBidi" w:cstheme="majorBidi"/>
+          <w:sz w:val="24"/>
+          <w:szCs w:val="24"/>
+        </w:rPr>
+        <w:t>utilises</w:t>
+      </w:r>
+      <w:proofErr w:type="spellEnd"/>
+      <w:r>
+        <w:rPr>
+          <w:rFonts w:asciiTheme="majorBidi" w:eastAsia="Times New Roman" w:hAnsiTheme="majorBidi" w:cstheme="majorBidi"/>
+          <w:sz w:val="24"/>
+          <w:szCs w:val="24"/>
+        </w:rPr>
+        <w:t xml:space="preserve"> Sentinel-2 Level-2A imagery (2015–2025), supplemented by SRT</w:t>
+      </w:r>
+      <w:r>
+        <w:rPr>
+          <w:rFonts w:asciiTheme="majorBidi" w:eastAsia="Times New Roman" w:hAnsiTheme="majorBidi" w:cstheme="majorBidi"/>
+          <w:sz w:val="24"/>
+          <w:szCs w:val="24"/>
+        </w:rPr>
+        <w:t>M DEMs for topographic derivatives (e.g., slope, topographic wetness index) and historical flood records for validation. CNN architectures, such as U-Net, will be implemented for semantic segmentation, with performance comparisons limited to NDWI threshold</w:t>
+      </w:r>
+      <w:r>
+        <w:rPr>
+          <w:rFonts w:asciiTheme="majorBidi" w:eastAsia="Times New Roman" w:hAnsiTheme="majorBidi" w:cstheme="majorBidi"/>
+          <w:sz w:val="24"/>
+          <w:szCs w:val="24"/>
+        </w:rPr>
+        <w:t>ing. The focus is on retrospective flood risk mapping rather than real-time forecasting or detailed hydraulic simulations. Data processing will adhere to open-source standards, excluding proprietary tools, and ethical protocols will ensure the use of publi</w:t>
+      </w:r>
+      <w:r>
+        <w:rPr>
+          <w:rFonts w:asciiTheme="majorBidi" w:eastAsia="Times New Roman" w:hAnsiTheme="majorBidi" w:cstheme="majorBidi"/>
+          <w:sz w:val="24"/>
+          <w:szCs w:val="24"/>
+        </w:rPr>
+        <w:t xml:space="preserve">cly available, </w:t>
+      </w:r>
+      <w:proofErr w:type="spellStart"/>
+      <w:r>
+        <w:rPr>
+          <w:rFonts w:asciiTheme="majorBidi" w:eastAsia="Times New Roman" w:hAnsiTheme="majorBidi" w:cstheme="majorBidi"/>
+          <w:sz w:val="24"/>
+          <w:szCs w:val="24"/>
+        </w:rPr>
+        <w:t>anonymised</w:t>
+      </w:r>
+      <w:proofErr w:type="spellEnd"/>
+      <w:r>
+        <w:rPr>
+          <w:rFonts w:asciiTheme="majorBidi" w:eastAsia="Times New Roman" w:hAnsiTheme="majorBidi" w:cstheme="majorBidi"/>
+          <w:sz w:val="24"/>
+          <w:szCs w:val="24"/>
+        </w:rPr>
+        <w:t xml:space="preserve"> sources without involving human subjects. Limitations include potential cloud interference in optical imagery, which is addressed through temporal compositing.</w:t>
+      </w:r>
+    </w:p>
+    <w:p>
+      <w:pPr>
+        <w:spacing w:before="100" w:beforeAutospacing="1" w:after="100" w:afterAutospacing="1" w:line="360" w:lineRule="auto"/>
+        <w:rPr>
+          <w:rFonts w:asciiTheme="majorBidi" w:eastAsia="Times New Roman" w:hAnsiTheme="majorBidi" w:cstheme="majorBidi"/>
+          <w:sz w:val="24"/>
+          <w:szCs w:val="24"/>
+        </w:rPr>
+      </w:pPr>
+      <w:r>
+        <w:rPr>
+          <w:rFonts w:asciiTheme="majorBidi" w:eastAsia="Times New Roman" w:hAnsiTheme="majorBidi" w:cstheme="majorBidi"/>
+          <w:noProof/>
+          <w:sz w:val="24"/>
+          <w:szCs w:val="24"/>
+        </w:rPr>
         <w:lastRenderedPageBreak/>
-        <w:t xml:space="preserve">The scope of this study is confined to the Ibadan metropolis (approximately 7.3775°N, 3.9470°E), with an emphasis on flood-prone sub-areas, including </w:t>
-      </w:r>
-      <w:proofErr w:type="spellStart"/>
-      <w:r>
-        <w:rPr>
-          <w:rFonts w:asciiTheme="majorBidi" w:eastAsia="Times New Roman" w:hAnsiTheme="majorBidi" w:cstheme="majorBidi"/>
-          <w:sz w:val="24"/>
-          <w:szCs w:val="24"/>
-        </w:rPr>
-        <w:t>Olodo</w:t>
-      </w:r>
-      <w:proofErr w:type="spellEnd"/>
-      <w:r>
-        <w:rPr>
-          <w:rFonts w:asciiTheme="majorBidi" w:eastAsia="Times New Roman" w:hAnsiTheme="majorBidi" w:cstheme="majorBidi"/>
-          <w:sz w:val="24"/>
-          <w:szCs w:val="24"/>
-        </w:rPr>
-        <w:t xml:space="preserve">, </w:t>
-      </w:r>
-      <w:proofErr w:type="spellStart"/>
-      <w:r>
-        <w:rPr>
-          <w:rFonts w:asciiTheme="majorBidi" w:eastAsia="Times New Roman" w:hAnsiTheme="majorBidi" w:cstheme="majorBidi"/>
-          <w:sz w:val="24"/>
-          <w:szCs w:val="24"/>
-        </w:rPr>
-        <w:t>Ogunpa</w:t>
-      </w:r>
-      <w:proofErr w:type="spellEnd"/>
-      <w:r>
-        <w:rPr>
-          <w:rFonts w:asciiTheme="majorBidi" w:eastAsia="Times New Roman" w:hAnsiTheme="majorBidi" w:cstheme="majorBidi"/>
-          <w:sz w:val="24"/>
-          <w:szCs w:val="24"/>
-        </w:rPr>
-        <w:t xml:space="preserve">, </w:t>
-      </w:r>
-      <w:proofErr w:type="spellStart"/>
-      <w:r>
-        <w:rPr>
-          <w:rFonts w:asciiTheme="majorBidi" w:eastAsia="Times New Roman" w:hAnsiTheme="majorBidi" w:cstheme="majorBidi"/>
-          <w:sz w:val="24"/>
-          <w:szCs w:val="24"/>
-        </w:rPr>
-        <w:t>Eleyele</w:t>
-      </w:r>
-      <w:proofErr w:type="spellEnd"/>
-      <w:r>
-        <w:rPr>
-          <w:rFonts w:asciiTheme="majorBidi" w:eastAsia="Times New Roman" w:hAnsiTheme="majorBidi" w:cstheme="majorBidi"/>
-          <w:sz w:val="24"/>
-          <w:szCs w:val="24"/>
-        </w:rPr>
-        <w:t xml:space="preserve">, and </w:t>
-      </w:r>
-      <w:proofErr w:type="spellStart"/>
-      <w:r>
-        <w:rPr>
-          <w:rFonts w:asciiTheme="majorBidi" w:eastAsia="Times New Roman" w:hAnsiTheme="majorBidi" w:cstheme="majorBidi"/>
-          <w:sz w:val="24"/>
-          <w:szCs w:val="24"/>
-        </w:rPr>
-        <w:t>Ojoo</w:t>
-      </w:r>
-      <w:proofErr w:type="spellEnd"/>
-      <w:r>
-        <w:rPr>
-          <w:rFonts w:asciiTheme="majorBidi" w:eastAsia="Times New Roman" w:hAnsiTheme="majorBidi" w:cstheme="majorBidi"/>
-          <w:sz w:val="24"/>
-          <w:szCs w:val="24"/>
-        </w:rPr>
-        <w:t xml:space="preserve">. It </w:t>
-      </w:r>
-      <w:proofErr w:type="spellStart"/>
-      <w:r>
-        <w:rPr>
-          <w:rFonts w:asciiTheme="majorBidi" w:eastAsia="Times New Roman" w:hAnsiTheme="majorBidi" w:cstheme="majorBidi"/>
-          <w:sz w:val="24"/>
-          <w:szCs w:val="24"/>
-        </w:rPr>
-        <w:t>utilises</w:t>
-      </w:r>
-      <w:proofErr w:type="spellEnd"/>
-      <w:r>
-        <w:rPr>
-          <w:rFonts w:asciiTheme="majorBidi" w:eastAsia="Times New Roman" w:hAnsiTheme="majorBidi" w:cstheme="majorBidi"/>
-          <w:sz w:val="24"/>
-          <w:szCs w:val="24"/>
-        </w:rPr>
-        <w:t xml:space="preserve"> Sentinel-2 Level-2A imagery (2015–2025), supplemented by SRT</w:t>
-      </w:r>
-      <w:r>
-        <w:rPr>
-          <w:rFonts w:asciiTheme="majorBidi" w:eastAsia="Times New Roman" w:hAnsiTheme="majorBidi" w:cstheme="majorBidi"/>
-          <w:sz w:val="24"/>
-          <w:szCs w:val="24"/>
-        </w:rPr>
-        <w:t>M DEMs for topographic derivatives (e.g., slope, topographic wetness index) and historical flood records for validation. CNN architectures, such as U-Net, will be implemented for semantic segmentation, with performance comparisons limited to NDWI threshold</w:t>
-      </w:r>
-      <w:r>
-        <w:rPr>
-          <w:rFonts w:asciiTheme="majorBidi" w:eastAsia="Times New Roman" w:hAnsiTheme="majorBidi" w:cstheme="majorBidi"/>
-          <w:sz w:val="24"/>
-          <w:szCs w:val="24"/>
-        </w:rPr>
-        <w:t>ing. The focus is on retrospective flood risk mapping rather than real-time forecasting or detailed hydraulic simulations. Data processing will adhere to open-source standards, excluding proprietary tools, and ethical protocols will ensure the use of publi</w:t>
-      </w:r>
-      <w:r>
-        <w:rPr>
-          <w:rFonts w:asciiTheme="majorBidi" w:eastAsia="Times New Roman" w:hAnsiTheme="majorBidi" w:cstheme="majorBidi"/>
-          <w:sz w:val="24"/>
-          <w:szCs w:val="24"/>
-        </w:rPr>
-        <w:t xml:space="preserve">cly available, </w:t>
-      </w:r>
-      <w:proofErr w:type="spellStart"/>
-      <w:r>
-        <w:rPr>
-          <w:rFonts w:asciiTheme="majorBidi" w:eastAsia="Times New Roman" w:hAnsiTheme="majorBidi" w:cstheme="majorBidi"/>
-          <w:sz w:val="24"/>
-          <w:szCs w:val="24"/>
-        </w:rPr>
-        <w:t>anonymised</w:t>
-      </w:r>
-      <w:proofErr w:type="spellEnd"/>
-      <w:r>
-        <w:rPr>
-          <w:rFonts w:asciiTheme="majorBidi" w:eastAsia="Times New Roman" w:hAnsiTheme="majorBidi" w:cstheme="majorBidi"/>
-          <w:sz w:val="24"/>
-          <w:szCs w:val="24"/>
-        </w:rPr>
-        <w:t xml:space="preserve"> sources without involving human subjects. Limitations include potential cloud interference in optical imagery, which is addressed through temporal compositing.</w:t>
-      </w:r>
-    </w:p>
-    <w:p>
-      <w:pPr>
-        <w:spacing w:before="100" w:beforeAutospacing="1" w:after="100" w:afterAutospacing="1" w:line="360" w:lineRule="auto"/>
-        <w:rPr>
-          <w:rFonts w:asciiTheme="majorBidi" w:eastAsia="Times New Roman" w:hAnsiTheme="majorBidi" w:cstheme="majorBidi"/>
-          <w:sz w:val="24"/>
-          <w:szCs w:val="24"/>
-        </w:rPr>
-      </w:pPr>
-      <w:r>
-        <w:rPr>
-          <w:rFonts w:asciiTheme="majorBidi" w:eastAsia="Times New Roman" w:hAnsiTheme="majorBidi" w:cstheme="majorBidi"/>
-          <w:sz w:val="24"/>
-          <w:szCs w:val="24"/>
-        </w:rPr>
-        <w:t xml:space="preserve">[Insert Image Here: A clipped satellite overview or bounding box map </w:t>
-      </w:r>
-      <w:r>
-        <w:rPr>
-          <w:rFonts w:asciiTheme="majorBidi" w:eastAsia="Times New Roman" w:hAnsiTheme="majorBidi" w:cstheme="majorBidi"/>
-          <w:sz w:val="24"/>
-          <w:szCs w:val="24"/>
-        </w:rPr>
-        <w:t>of the Ibadan study area, delineating the scope with labels for key zones, data layers (e.g., Sentinel-2 coverage), and exclusion of peripheral regions.]</w:t>
+        <w:drawing>
+          <wp:inline distT="0" distB="0" distL="0" distR="0">
+            <wp:extent cx="5943600" cy="4203065"/>
+            <wp:effectExtent l="0" t="0" r="0" b="6985"/>
+            <wp:docPr id="5" name="Picture 5"/>
+            <wp:cNvGraphicFramePr>
+              <a:graphicFrameLocks xmlns:a="http://schemas.openxmlformats.org/drawingml/2006/main" noChangeAspect="1"/>
+            </wp:cNvGraphicFramePr>
+            <a:graphic xmlns:a="http://schemas.openxmlformats.org/drawingml/2006/main">
+              <a:graphicData uri="http://schemas.openxmlformats.org/drawingml/2006/picture">
+                <pic:pic xmlns:pic="http://schemas.openxmlformats.org/drawingml/2006/picture">
+                  <pic:nvPicPr>
+                    <pic:cNvPr id="5" name="Ibadan Map Final.png"/>
+                    <pic:cNvPicPr/>
+                  </pic:nvPicPr>
+                  <pic:blipFill>
+                    <a:blip r:embed="rId8"/>
+                    <a:stretch>
+                      <a:fillRect/>
+                    </a:stretch>
+                  </pic:blipFill>
+                  <pic:spPr>
+                    <a:xfrm>
+                      <a:off x="0" y="0"/>
+                      <a:ext cx="5943600" cy="4203065"/>
+                    </a:xfrm>
+                    <a:prstGeom prst="rect">
+                      <a:avLst/>
+                    </a:prstGeom>
+                  </pic:spPr>
+                </pic:pic>
+              </a:graphicData>
+            </a:graphic>
+          </wp:inline>
+        </w:drawing>
       </w:r>
     </w:p>
     <w:p>
@@ -1462,6 +1462,45 @@
           <w:szCs w:val="24"/>
         </w:rPr>
       </w:pPr>
+      <w:r>
+        <w:rPr>
+          <w:rFonts w:ascii="Times New Roman" w:hAnsi="Times New Roman" w:cs="Times New Roman"/>
+          <w:b/>
+          <w:sz w:val="24"/>
+          <w:szCs w:val="24"/>
+        </w:rPr>
+        <w:t>Fig</w:t>
+      </w:r>
+      <w:r>
+        <w:rPr>
+          <w:rFonts w:ascii="Times New Roman" w:hAnsi="Times New Roman" w:cs="Times New Roman"/>
+          <w:sz w:val="24"/>
+          <w:szCs w:val="24"/>
+        </w:rPr>
+        <w:t xml:space="preserve"> 1.</w:t>
+      </w:r>
+      <w:r>
+        <w:rPr>
+          <w:rFonts w:ascii="Times New Roman" w:hAnsi="Times New Roman" w:cs="Times New Roman"/>
+          <w:sz w:val="24"/>
+          <w:szCs w:val="24"/>
+        </w:rPr>
+        <w:t>3</w:t>
+      </w:r>
+      <w:r>
+        <w:rPr>
+          <w:rFonts w:ascii="Times New Roman" w:hAnsi="Times New Roman" w:cs="Times New Roman"/>
+          <w:sz w:val="24"/>
+          <w:szCs w:val="24"/>
+        </w:rPr>
+        <w:t xml:space="preserve">.  </w:t>
+      </w:r>
+      <w:r>
+        <w:rPr>
+          <w:rFonts w:asciiTheme="majorBidi" w:hAnsiTheme="majorBidi" w:cstheme="majorBidi"/>
+        </w:rPr>
+        <w:t>Map of Ibadan Metropolitan Area showing Local Government Areas and Drainage Network</w:t>
+      </w:r>
       <w:r>
         <w:rPr>
           <w:rFonts w:asciiTheme="majorBidi" w:eastAsia="Times New Roman" w:hAnsiTheme="majorBidi" w:cstheme="majorBidi"/>
@@ -6405,27 +6444,468 @@
     <w:p>
       <w:pPr>
         <w:spacing w:before="100" w:beforeAutospacing="1" w:after="100" w:afterAutospacing="1" w:line="360" w:lineRule="auto"/>
-        <w:rPr>
-          <w:rFonts w:asciiTheme="majorBidi" w:eastAsia="Times New Roman" w:hAnsiTheme="majorBidi" w:cstheme="majorBidi"/>
-          <w:sz w:val="24"/>
-          <w:szCs w:val="24"/>
-        </w:rPr>
-      </w:pPr>
-      <w:r>
-        <w:rPr>
-          <w:rFonts w:asciiTheme="majorBidi" w:eastAsia="Times New Roman" w:hAnsiTheme="majorBidi" w:cstheme="majorBidi"/>
-          <w:sz w:val="24"/>
-          <w:szCs w:val="24"/>
-        </w:rPr>
-        <w:t>[Insert Image Here: Comparative chart of key studies, high</w:t>
-      </w:r>
-      <w:r>
-        <w:rPr>
-          <w:rFonts w:asciiTheme="majorBidi" w:eastAsia="Times New Roman" w:hAnsiTheme="majorBidi" w:cstheme="majorBidi"/>
-          <w:sz w:val="24"/>
-          <w:szCs w:val="24"/>
-        </w:rPr>
-        <w:t>lighting methods, accuracies, and gaps relevant to Ibadan’s context.]</w:t>
+        <w:outlineLvl w:val="1"/>
+        <w:rPr>
+          <w:rFonts w:asciiTheme="majorBidi" w:eastAsia="Times New Roman" w:hAnsiTheme="majorBidi" w:cstheme="majorBidi"/>
+          <w:b/>
+          <w:bCs/>
+          <w:sz w:val="24"/>
+          <w:szCs w:val="24"/>
+        </w:rPr>
+      </w:pPr>
+      <w:r>
+        <w:rPr>
+          <w:rFonts w:asciiTheme="majorBidi" w:eastAsia="Times New Roman" w:hAnsiTheme="majorBidi" w:cstheme="majorBidi"/>
+          <w:b/>
+          <w:bCs/>
+          <w:sz w:val="24"/>
+          <w:szCs w:val="24"/>
+        </w:rPr>
+        <w:t>2.2 Key Debates and Controversies</w:t>
+      </w:r>
+    </w:p>
+    <w:p>
+      <w:pPr>
+        <w:spacing w:before="100" w:beforeAutospacing="1" w:after="100" w:afterAutospacing="1" w:line="360" w:lineRule="auto"/>
+        <w:outlineLvl w:val="2"/>
+        <w:rPr>
+          <w:rFonts w:asciiTheme="majorBidi" w:eastAsia="Times New Roman" w:hAnsiTheme="majorBidi" w:cstheme="majorBidi"/>
+          <w:b/>
+          <w:bCs/>
+          <w:sz w:val="24"/>
+          <w:szCs w:val="24"/>
+        </w:rPr>
+      </w:pPr>
+      <w:r>
+        <w:rPr>
+          <w:rFonts w:asciiTheme="majorBidi" w:eastAsia="Times New Roman" w:hAnsiTheme="majorBidi" w:cstheme="majorBidi"/>
+          <w:b/>
+          <w:bCs/>
+          <w:sz w:val="24"/>
+          <w:szCs w:val="24"/>
+        </w:rPr>
+        <w:t>2.2.1 ML/DL vs. Traditional Methods</w:t>
+      </w:r>
+    </w:p>
+    <w:p>
+      <w:pPr>
+        <w:spacing w:before="100" w:beforeAutospacing="1" w:after="100" w:afterAutospacing="1" w:line="360" w:lineRule="auto"/>
+        <w:rPr>
+          <w:rFonts w:asciiTheme="majorBidi" w:eastAsia="Times New Roman" w:hAnsiTheme="majorBidi" w:cstheme="majorBidi"/>
+          <w:sz w:val="24"/>
+          <w:szCs w:val="24"/>
+        </w:rPr>
+      </w:pPr>
+      <w:r>
+        <w:rPr>
+          <w:rFonts w:asciiTheme="majorBidi" w:eastAsia="Times New Roman" w:hAnsiTheme="majorBidi" w:cstheme="majorBidi"/>
+          <w:sz w:val="24"/>
+          <w:szCs w:val="24"/>
+        </w:rPr>
+        <w:t>The tension between machine learning/deep learning (ML/DL) and traditional methods defines a central debate in flood</w:t>
+      </w:r>
+      <w:r>
+        <w:rPr>
+          <w:rFonts w:asciiTheme="majorBidi" w:eastAsia="Times New Roman" w:hAnsiTheme="majorBidi" w:cstheme="majorBidi"/>
+          <w:sz w:val="24"/>
+          <w:szCs w:val="24"/>
+        </w:rPr>
+        <w:t xml:space="preserve"> prediction. Traditional hydrological models, grounded in physics-based equations such as the Manning formula, provide transparent insights into water flow, guiding engineering designs</w:t>
+      </w:r>
+      <w:r>
+        <w:rPr>
+          <w:rFonts w:asciiTheme="majorBidi" w:eastAsia="Times New Roman" w:hAnsiTheme="majorBidi" w:cstheme="majorBidi"/>
+          <w:sz w:val="24"/>
+          <w:szCs w:val="24"/>
+        </w:rPr>
+        <w:t xml:space="preserve"> in d</w:t>
+      </w:r>
+      <w:r>
+        <w:rPr>
+          <w:rFonts w:asciiTheme="majorBidi" w:eastAsia="Times New Roman" w:hAnsiTheme="majorBidi" w:cstheme="majorBidi"/>
+          <w:sz w:val="24"/>
+          <w:szCs w:val="24"/>
+        </w:rPr>
+        <w:t>rainage systems. However, they demand extensive rainfall records an</w:t>
+      </w:r>
+      <w:r>
+        <w:rPr>
+          <w:rFonts w:asciiTheme="majorBidi" w:eastAsia="Times New Roman" w:hAnsiTheme="majorBidi" w:cstheme="majorBidi"/>
+          <w:sz w:val="24"/>
+          <w:szCs w:val="24"/>
+        </w:rPr>
+        <w:t xml:space="preserve">d stream gauges, which Ibadan lacks, limiting scalability. ML/DL, exemplified by CNNs, excels with sparse inputs, learning patterns from satellite imagery and DEMs, achieving higher accuracy (e.g., 95% </w:t>
+      </w:r>
+      <w:proofErr w:type="spellStart"/>
+      <w:r>
+        <w:rPr>
+          <w:rFonts w:asciiTheme="majorBidi" w:eastAsia="Times New Roman" w:hAnsiTheme="majorBidi" w:cstheme="majorBidi"/>
+          <w:sz w:val="24"/>
+          <w:szCs w:val="24"/>
+        </w:rPr>
+        <w:t>IoU</w:t>
+      </w:r>
+      <w:proofErr w:type="spellEnd"/>
+      <w:r>
+        <w:rPr>
+          <w:rFonts w:asciiTheme="majorBidi" w:eastAsia="Times New Roman" w:hAnsiTheme="majorBidi" w:cstheme="majorBidi"/>
+          <w:sz w:val="24"/>
+          <w:szCs w:val="24"/>
+        </w:rPr>
+        <w:t>) in data-scarce settings. Critics argue that ML/DL</w:t>
+      </w:r>
+      <w:r>
+        <w:rPr>
+          <w:rFonts w:asciiTheme="majorBidi" w:eastAsia="Times New Roman" w:hAnsiTheme="majorBidi" w:cstheme="majorBidi"/>
+          <w:sz w:val="24"/>
+          <w:szCs w:val="24"/>
+        </w:rPr>
+        <w:t>'s "black box" nature obscures decision-making, posing risks for policy reliance, which is countered by interpretability tools like saliency maps that reveal feature importance. This debate pits precision (traditional) against practicality (ML/DL), with th</w:t>
+      </w:r>
+      <w:r>
+        <w:rPr>
+          <w:rFonts w:asciiTheme="majorBidi" w:eastAsia="Times New Roman" w:hAnsiTheme="majorBidi" w:cstheme="majorBidi"/>
+          <w:sz w:val="24"/>
+          <w:szCs w:val="24"/>
+        </w:rPr>
+        <w:t xml:space="preserve">e study's hybrid approach, which </w:t>
+      </w:r>
+      <w:proofErr w:type="spellStart"/>
+      <w:r>
+        <w:rPr>
+          <w:rFonts w:asciiTheme="majorBidi" w:eastAsia="Times New Roman" w:hAnsiTheme="majorBidi" w:cstheme="majorBidi"/>
+          <w:sz w:val="24"/>
+          <w:szCs w:val="24"/>
+        </w:rPr>
+        <w:t>utilises</w:t>
+      </w:r>
+      <w:proofErr w:type="spellEnd"/>
+      <w:r>
+        <w:rPr>
+          <w:rFonts w:asciiTheme="majorBidi" w:eastAsia="Times New Roman" w:hAnsiTheme="majorBidi" w:cstheme="majorBidi"/>
+          <w:sz w:val="24"/>
+          <w:szCs w:val="24"/>
+        </w:rPr>
+        <w:t xml:space="preserve"> indices and terrain data</w:t>
+      </w:r>
+      <w:r>
+        <w:rPr>
+          <w:rFonts w:asciiTheme="majorBidi" w:eastAsia="Times New Roman" w:hAnsiTheme="majorBidi" w:cstheme="majorBidi"/>
+          <w:sz w:val="24"/>
+          <w:szCs w:val="24"/>
+        </w:rPr>
+        <w:t xml:space="preserve">, </w:t>
+      </w:r>
+      <w:r>
+        <w:rPr>
+          <w:rFonts w:asciiTheme="majorBidi" w:eastAsia="Times New Roman" w:hAnsiTheme="majorBidi" w:cstheme="majorBidi"/>
+          <w:sz w:val="24"/>
+          <w:szCs w:val="24"/>
+        </w:rPr>
+        <w:t xml:space="preserve">offering a potential synthesis. Traditional methods provide a mechanistic understanding, helpful for long-term planning, while ML/DL handles variability </w:t>
+      </w:r>
+      <w:r>
+        <w:rPr>
+          <w:rFonts w:asciiTheme="majorBidi" w:eastAsia="Times New Roman" w:hAnsiTheme="majorBidi" w:cstheme="majorBidi"/>
+          <w:sz w:val="24"/>
+          <w:szCs w:val="24"/>
+        </w:rPr>
+        <w:t>in</w:t>
+      </w:r>
+      <w:r>
+        <w:rPr>
+          <w:rFonts w:asciiTheme="majorBidi" w:eastAsia="Times New Roman" w:hAnsiTheme="majorBidi" w:cstheme="majorBidi"/>
+          <w:sz w:val="24"/>
+          <w:szCs w:val="24"/>
+        </w:rPr>
+        <w:t xml:space="preserve"> seasonal datasets. The controver</w:t>
+      </w:r>
+      <w:r>
+        <w:rPr>
+          <w:rFonts w:asciiTheme="majorBidi" w:eastAsia="Times New Roman" w:hAnsiTheme="majorBidi" w:cstheme="majorBidi"/>
+          <w:sz w:val="24"/>
+          <w:szCs w:val="24"/>
+        </w:rPr>
+        <w:t xml:space="preserve">sy extends to cost: traditional models require field data collection, which is expensive, whereas ML/DL leverages free Sentinel-2, </w:t>
+      </w:r>
+      <w:proofErr w:type="spellStart"/>
+      <w:r>
+        <w:rPr>
+          <w:rFonts w:asciiTheme="majorBidi" w:eastAsia="Times New Roman" w:hAnsiTheme="majorBidi" w:cstheme="majorBidi"/>
+          <w:sz w:val="24"/>
+          <w:szCs w:val="24"/>
+        </w:rPr>
+        <w:t>democratising</w:t>
+      </w:r>
+      <w:proofErr w:type="spellEnd"/>
+      <w:r>
+        <w:rPr>
+          <w:rFonts w:asciiTheme="majorBidi" w:eastAsia="Times New Roman" w:hAnsiTheme="majorBidi" w:cstheme="majorBidi"/>
+          <w:sz w:val="24"/>
+          <w:szCs w:val="24"/>
+        </w:rPr>
+        <w:t xml:space="preserve"> access.</w:t>
+      </w:r>
+    </w:p>
+    <w:p>
+      <w:pPr>
+        <w:spacing w:before="100" w:beforeAutospacing="1" w:after="100" w:afterAutospacing="1" w:line="360" w:lineRule="auto"/>
+        <w:outlineLvl w:val="2"/>
+        <w:rPr>
+          <w:rFonts w:asciiTheme="majorBidi" w:eastAsia="Times New Roman" w:hAnsiTheme="majorBidi" w:cstheme="majorBidi"/>
+          <w:b/>
+          <w:bCs/>
+          <w:sz w:val="24"/>
+          <w:szCs w:val="24"/>
+        </w:rPr>
+      </w:pPr>
+      <w:r>
+        <w:rPr>
+          <w:rFonts w:asciiTheme="majorBidi" w:eastAsia="Times New Roman" w:hAnsiTheme="majorBidi" w:cstheme="majorBidi"/>
+          <w:b/>
+          <w:bCs/>
+          <w:sz w:val="24"/>
+          <w:szCs w:val="24"/>
+        </w:rPr>
+        <w:lastRenderedPageBreak/>
+        <w:t>2.2.2 Data Availability and Quality</w:t>
+      </w:r>
+    </w:p>
+    <w:p>
+      <w:pPr>
+        <w:spacing w:before="100" w:beforeAutospacing="1" w:after="100" w:afterAutospacing="1" w:line="360" w:lineRule="auto"/>
+        <w:rPr>
+          <w:rFonts w:asciiTheme="majorBidi" w:eastAsia="Times New Roman" w:hAnsiTheme="majorBidi" w:cstheme="majorBidi"/>
+          <w:sz w:val="24"/>
+          <w:szCs w:val="24"/>
+        </w:rPr>
+      </w:pPr>
+      <w:r>
+        <w:rPr>
+          <w:rFonts w:asciiTheme="majorBidi" w:eastAsia="Times New Roman" w:hAnsiTheme="majorBidi" w:cstheme="majorBidi"/>
+          <w:sz w:val="24"/>
+          <w:szCs w:val="24"/>
+        </w:rPr>
+        <w:t xml:space="preserve">Data availability and quality fuel another contentious issue, </w:t>
+      </w:r>
+      <w:r>
+        <w:rPr>
+          <w:rFonts w:asciiTheme="majorBidi" w:eastAsia="Times New Roman" w:hAnsiTheme="majorBidi" w:cstheme="majorBidi"/>
+          <w:sz w:val="24"/>
+          <w:szCs w:val="24"/>
+        </w:rPr>
+        <w:t xml:space="preserve">particularly in developing regions. Sentinel-2's free access is a boon, but ground-truth flood labels are scarce, often relying on manual </w:t>
+      </w:r>
+      <w:proofErr w:type="spellStart"/>
+      <w:r>
+        <w:rPr>
+          <w:rFonts w:asciiTheme="majorBidi" w:eastAsia="Times New Roman" w:hAnsiTheme="majorBidi" w:cstheme="majorBidi"/>
+          <w:sz w:val="24"/>
+          <w:szCs w:val="24"/>
+        </w:rPr>
+        <w:t>digitisation</w:t>
+      </w:r>
+      <w:proofErr w:type="spellEnd"/>
+      <w:r>
+        <w:rPr>
+          <w:rFonts w:asciiTheme="majorBidi" w:eastAsia="Times New Roman" w:hAnsiTheme="majorBidi" w:cstheme="majorBidi"/>
+          <w:sz w:val="24"/>
+          <w:szCs w:val="24"/>
+        </w:rPr>
+        <w:t xml:space="preserve"> or index thresholding (e.g., MNDWI &gt; 0.2), which introduces "label noise" that skews CNN training. In Iba</w:t>
+      </w:r>
+      <w:r>
+        <w:rPr>
+          <w:rFonts w:asciiTheme="majorBidi" w:eastAsia="Times New Roman" w:hAnsiTheme="majorBidi" w:cstheme="majorBidi"/>
+          <w:sz w:val="24"/>
+          <w:szCs w:val="24"/>
+        </w:rPr>
+        <w:t xml:space="preserve">dan, cloud cover during rainy seasons (April–October) further complicates optical data, pushing reliance on sparse clear days or radar fusion (e.g., Sentinel-1). Preprocessing, such as QGIS sieving, mitigates noise, but the trade-off between label quality </w:t>
+      </w:r>
+      <w:r>
+        <w:rPr>
+          <w:rFonts w:asciiTheme="majorBidi" w:eastAsia="Times New Roman" w:hAnsiTheme="majorBidi" w:cstheme="majorBidi"/>
+          <w:sz w:val="24"/>
+          <w:szCs w:val="24"/>
+        </w:rPr>
+        <w:t xml:space="preserve">and quantity remains debated, with studies suggesting that balanced datasets improve model robustness by 10-15%. This challenge underscores the importance of validating predictions against historical floods (e.g., the 2023 </w:t>
+      </w:r>
+      <w:proofErr w:type="spellStart"/>
+      <w:r>
+        <w:rPr>
+          <w:rFonts w:asciiTheme="majorBidi" w:eastAsia="Times New Roman" w:hAnsiTheme="majorBidi" w:cstheme="majorBidi"/>
+          <w:sz w:val="24"/>
+          <w:szCs w:val="24"/>
+        </w:rPr>
+        <w:t>Olodo</w:t>
+      </w:r>
+      <w:proofErr w:type="spellEnd"/>
+      <w:r>
+        <w:rPr>
+          <w:rFonts w:asciiTheme="majorBidi" w:eastAsia="Times New Roman" w:hAnsiTheme="majorBidi" w:cstheme="majorBidi"/>
+          <w:sz w:val="24"/>
+          <w:szCs w:val="24"/>
+        </w:rPr>
+        <w:t xml:space="preserve"> event) to ensure reliable f</w:t>
+      </w:r>
+      <w:r>
+        <w:rPr>
+          <w:rFonts w:asciiTheme="majorBidi" w:eastAsia="Times New Roman" w:hAnsiTheme="majorBidi" w:cstheme="majorBidi"/>
+          <w:sz w:val="24"/>
+          <w:szCs w:val="24"/>
+        </w:rPr>
+        <w:t>orecasts. Quality issues also include DEM inaccuracies caused by vegetation, which affect TWI calculations in Ibadan's green zones, prompting calls for the use of multi-source fusion.</w:t>
+      </w:r>
+    </w:p>
+    <w:p>
+      <w:pPr>
+        <w:spacing w:before="100" w:beforeAutospacing="1" w:after="100" w:afterAutospacing="1" w:line="360" w:lineRule="auto"/>
+        <w:outlineLvl w:val="2"/>
+        <w:rPr>
+          <w:rFonts w:asciiTheme="majorBidi" w:eastAsia="Times New Roman" w:hAnsiTheme="majorBidi" w:cstheme="majorBidi"/>
+          <w:b/>
+          <w:bCs/>
+          <w:sz w:val="24"/>
+          <w:szCs w:val="24"/>
+        </w:rPr>
+      </w:pPr>
+      <w:r>
+        <w:rPr>
+          <w:rFonts w:asciiTheme="majorBidi" w:eastAsia="Times New Roman" w:hAnsiTheme="majorBidi" w:cstheme="majorBidi"/>
+          <w:b/>
+          <w:bCs/>
+          <w:sz w:val="24"/>
+          <w:szCs w:val="24"/>
+        </w:rPr>
+        <w:t>2.2.3 Model Generalizability</w:t>
+      </w:r>
+    </w:p>
+    <w:p>
+      <w:pPr>
+        <w:spacing w:before="100" w:beforeAutospacing="1" w:after="100" w:afterAutospacing="1" w:line="360" w:lineRule="auto"/>
+        <w:rPr>
+          <w:rFonts w:asciiTheme="majorBidi" w:eastAsia="Times New Roman" w:hAnsiTheme="majorBidi" w:cstheme="majorBidi"/>
+          <w:sz w:val="24"/>
+          <w:szCs w:val="24"/>
+        </w:rPr>
+      </w:pPr>
+      <w:r>
+        <w:rPr>
+          <w:rFonts w:asciiTheme="majorBidi" w:eastAsia="Times New Roman" w:hAnsiTheme="majorBidi" w:cstheme="majorBidi"/>
+          <w:sz w:val="24"/>
+          <w:szCs w:val="24"/>
+        </w:rPr>
+        <w:t>Model generalizability pits global applicab</w:t>
+      </w:r>
+      <w:r>
+        <w:rPr>
+          <w:rFonts w:asciiTheme="majorBidi" w:eastAsia="Times New Roman" w:hAnsiTheme="majorBidi" w:cstheme="majorBidi"/>
+          <w:sz w:val="24"/>
+          <w:szCs w:val="24"/>
+        </w:rPr>
+        <w:t xml:space="preserve">ility against local specificity, a critical concern for CNNs. Models trained on diverse datasets may </w:t>
+      </w:r>
+      <w:proofErr w:type="spellStart"/>
+      <w:r>
+        <w:rPr>
+          <w:rFonts w:asciiTheme="majorBidi" w:eastAsia="Times New Roman" w:hAnsiTheme="majorBidi" w:cstheme="majorBidi"/>
+          <w:sz w:val="24"/>
+          <w:szCs w:val="24"/>
+        </w:rPr>
+        <w:t>generalise</w:t>
+      </w:r>
+      <w:proofErr w:type="spellEnd"/>
+      <w:r>
+        <w:rPr>
+          <w:rFonts w:asciiTheme="majorBidi" w:eastAsia="Times New Roman" w:hAnsiTheme="majorBidi" w:cstheme="majorBidi"/>
+          <w:sz w:val="24"/>
+          <w:szCs w:val="24"/>
+        </w:rPr>
+        <w:t xml:space="preserve"> broadly but fail to capture Ibadan's unique hilly terrain and urban sprawl, leading to performance drops (e.g., 20-30% in accuracy). Transfer le</w:t>
+      </w:r>
+      <w:r>
+        <w:rPr>
+          <w:rFonts w:asciiTheme="majorBidi" w:eastAsia="Times New Roman" w:hAnsiTheme="majorBidi" w:cstheme="majorBidi"/>
+          <w:sz w:val="24"/>
+          <w:szCs w:val="24"/>
+        </w:rPr>
+        <w:t>arning, which involves adapting pre-trained networks with local data</w:t>
+      </w:r>
+      <w:r>
+        <w:rPr>
+          <w:rFonts w:asciiTheme="majorBidi" w:eastAsia="Times New Roman" w:hAnsiTheme="majorBidi" w:cstheme="majorBidi"/>
+          <w:sz w:val="24"/>
+          <w:szCs w:val="24"/>
+        </w:rPr>
+        <w:t>,</w:t>
+      </w:r>
+      <w:r>
+        <w:rPr>
+          <w:rFonts w:asciiTheme="majorBidi" w:eastAsia="Times New Roman" w:hAnsiTheme="majorBidi" w:cstheme="majorBidi"/>
+          <w:sz w:val="24"/>
+          <w:szCs w:val="24"/>
+        </w:rPr>
+        <w:t xml:space="preserve"> offers a solution; however, West African urban studies are limited, leaving the efficacy of this approach unproven. </w:t>
+      </w:r>
+      <w:r>
+        <w:rPr>
+          <w:rFonts w:asciiTheme="majorBidi" w:eastAsia="Times New Roman" w:hAnsiTheme="majorBidi" w:cstheme="majorBidi"/>
+          <w:sz w:val="24"/>
+          <w:szCs w:val="24"/>
+        </w:rPr>
+        <w:t>The</w:t>
+      </w:r>
+      <w:r>
+        <w:rPr>
+          <w:rFonts w:asciiTheme="majorBidi" w:eastAsia="Times New Roman" w:hAnsiTheme="majorBidi" w:cstheme="majorBidi"/>
+          <w:sz w:val="24"/>
+          <w:szCs w:val="24"/>
+        </w:rPr>
+        <w:t xml:space="preserve"> focus on Ibadan-specific tuning, tested against NDWI baselines, ad</w:t>
+      </w:r>
+      <w:r>
+        <w:rPr>
+          <w:rFonts w:asciiTheme="majorBidi" w:eastAsia="Times New Roman" w:hAnsiTheme="majorBidi" w:cstheme="majorBidi"/>
+          <w:sz w:val="24"/>
+          <w:szCs w:val="24"/>
+        </w:rPr>
+        <w:t xml:space="preserve">dresses this, with research suggesting fine-tuning boosts </w:t>
+      </w:r>
+      <w:proofErr w:type="spellStart"/>
+      <w:r>
+        <w:rPr>
+          <w:rFonts w:asciiTheme="majorBidi" w:eastAsia="Times New Roman" w:hAnsiTheme="majorBidi" w:cstheme="majorBidi"/>
+          <w:sz w:val="24"/>
+          <w:szCs w:val="24"/>
+        </w:rPr>
+        <w:t>IoU</w:t>
+      </w:r>
+      <w:proofErr w:type="spellEnd"/>
+      <w:r>
+        <w:rPr>
+          <w:rFonts w:asciiTheme="majorBidi" w:eastAsia="Times New Roman" w:hAnsiTheme="majorBidi" w:cstheme="majorBidi"/>
+          <w:sz w:val="24"/>
+          <w:szCs w:val="24"/>
+        </w:rPr>
+        <w:t xml:space="preserve"> by 10% in </w:t>
+      </w:r>
+      <w:proofErr w:type="spellStart"/>
+      <w:r>
+        <w:rPr>
+          <w:rFonts w:asciiTheme="majorBidi" w:eastAsia="Times New Roman" w:hAnsiTheme="majorBidi" w:cstheme="majorBidi"/>
+          <w:sz w:val="24"/>
+          <w:szCs w:val="24"/>
+        </w:rPr>
+        <w:t>localised</w:t>
+      </w:r>
+      <w:proofErr w:type="spellEnd"/>
+      <w:r>
+        <w:rPr>
+          <w:rFonts w:asciiTheme="majorBidi" w:eastAsia="Times New Roman" w:hAnsiTheme="majorBidi" w:cstheme="majorBidi"/>
+          <w:sz w:val="24"/>
+          <w:szCs w:val="24"/>
+        </w:rPr>
+        <w:t xml:space="preserve"> contexts. The debate extends to bias: global models may overlook cultural or infrastructural factors in Ibadan, such as informal drainage, which calls for inclusive datasets.</w:t>
       </w:r>
     </w:p>
     <w:p>
@@ -6448,164 +6928,59 @@
           <w:sz w:val="24"/>
           <w:szCs w:val="24"/>
         </w:rPr>
-        <w:t>2.2 Key Debates and Controversies</w:t>
+        <w:t>2.3 Gaps in Existing Knowledge</w:t>
       </w:r>
     </w:p>
     <w:p>
       <w:pPr>
         <w:spacing w:before="100" w:beforeAutospacing="1" w:after="100" w:afterAutospacing="1" w:line="360" w:lineRule="auto"/>
-        <w:outlineLvl w:val="2"/>
-        <w:rPr>
-          <w:rFonts w:asciiTheme="majorBidi" w:eastAsia="Times New Roman" w:hAnsiTheme="majorBidi" w:cstheme="majorBidi"/>
-          <w:b/>
-          <w:bCs/>
-          <w:sz w:val="24"/>
-          <w:szCs w:val="24"/>
-        </w:rPr>
-      </w:pPr>
-      <w:r>
-        <w:rPr>
-          <w:rFonts w:asciiTheme="majorBidi" w:eastAsia="Times New Roman" w:hAnsiTheme="majorBidi" w:cstheme="majorBidi"/>
-          <w:b/>
-          <w:bCs/>
-          <w:sz w:val="24"/>
-          <w:szCs w:val="24"/>
-        </w:rPr>
-        <w:t>2.2.1 ML/DL vs. Traditional Methods</w:t>
-      </w:r>
-    </w:p>
-    <w:p>
-      <w:pPr>
-        <w:spacing w:before="100" w:beforeAutospacing="1" w:after="100" w:afterAutospacing="1" w:line="360" w:lineRule="auto"/>
-        <w:rPr>
-          <w:rFonts w:asciiTheme="majorBidi" w:eastAsia="Times New Roman" w:hAnsiTheme="majorBidi" w:cstheme="majorBidi"/>
-          <w:sz w:val="24"/>
-          <w:szCs w:val="24"/>
-        </w:rPr>
-      </w:pPr>
-      <w:r>
-        <w:rPr>
-          <w:rFonts w:asciiTheme="majorBidi" w:eastAsia="Times New Roman" w:hAnsiTheme="majorBidi" w:cstheme="majorBidi"/>
-          <w:sz w:val="24"/>
-          <w:szCs w:val="24"/>
-        </w:rPr>
-        <w:t>The tension between machine learning/deep learning (ML/DL) and traditional methods defines a central debate in flood</w:t>
-      </w:r>
-      <w:r>
-        <w:rPr>
-          <w:rFonts w:asciiTheme="majorBidi" w:eastAsia="Times New Roman" w:hAnsiTheme="majorBidi" w:cstheme="majorBidi"/>
-          <w:sz w:val="24"/>
-          <w:szCs w:val="24"/>
-        </w:rPr>
-        <w:t xml:space="preserve"> prediction. Traditional hydrological models, grounded in physics-based equations such as the Manning formula, provide transparent insights into water flow, guiding engineering designs</w:t>
-      </w:r>
-      <w:r>
-        <w:rPr>
-          <w:rFonts w:asciiTheme="majorBidi" w:eastAsia="Times New Roman" w:hAnsiTheme="majorBidi" w:cstheme="majorBidi"/>
-          <w:sz w:val="24"/>
-          <w:szCs w:val="24"/>
-        </w:rPr>
-        <w:t xml:space="preserve"> in d</w:t>
-      </w:r>
-      <w:r>
-        <w:rPr>
-          <w:rFonts w:asciiTheme="majorBidi" w:eastAsia="Times New Roman" w:hAnsiTheme="majorBidi" w:cstheme="majorBidi"/>
-          <w:sz w:val="24"/>
-          <w:szCs w:val="24"/>
-        </w:rPr>
-        <w:t>rainage systems. However, they demand extensive rainfall records an</w:t>
-      </w:r>
-      <w:r>
-        <w:rPr>
-          <w:rFonts w:asciiTheme="majorBidi" w:eastAsia="Times New Roman" w:hAnsiTheme="majorBidi" w:cstheme="majorBidi"/>
-          <w:sz w:val="24"/>
-          <w:szCs w:val="24"/>
-        </w:rPr>
-        <w:t xml:space="preserve">d stream gauges, which Ibadan lacks, limiting scalability. ML/DL, exemplified by CNNs, excels with sparse inputs, learning patterns from satellite imagery and DEMs, achieving higher accuracy (e.g., 95% </w:t>
-      </w:r>
-      <w:proofErr w:type="spellStart"/>
-      <w:r>
-        <w:rPr>
-          <w:rFonts w:asciiTheme="majorBidi" w:eastAsia="Times New Roman" w:hAnsiTheme="majorBidi" w:cstheme="majorBidi"/>
-          <w:sz w:val="24"/>
-          <w:szCs w:val="24"/>
-        </w:rPr>
-        <w:t>IoU</w:t>
-      </w:r>
-      <w:proofErr w:type="spellEnd"/>
-      <w:r>
-        <w:rPr>
-          <w:rFonts w:asciiTheme="majorBidi" w:eastAsia="Times New Roman" w:hAnsiTheme="majorBidi" w:cstheme="majorBidi"/>
-          <w:sz w:val="24"/>
-          <w:szCs w:val="24"/>
-        </w:rPr>
-        <w:t>) in data-scarce settings. Critics argue that ML/DL</w:t>
-      </w:r>
-      <w:r>
-        <w:rPr>
-          <w:rFonts w:asciiTheme="majorBidi" w:eastAsia="Times New Roman" w:hAnsiTheme="majorBidi" w:cstheme="majorBidi"/>
-          <w:sz w:val="24"/>
-          <w:szCs w:val="24"/>
-        </w:rPr>
-        <w:t>'s "black box" nature obscures decision-making, posing risks for policy reliance, which is countered by interpretability tools like saliency maps that reveal feature importance. This debate pits precision (traditional) against practicality (ML/DL), with th</w:t>
-      </w:r>
-      <w:r>
-        <w:rPr>
-          <w:rFonts w:asciiTheme="majorBidi" w:eastAsia="Times New Roman" w:hAnsiTheme="majorBidi" w:cstheme="majorBidi"/>
-          <w:sz w:val="24"/>
-          <w:szCs w:val="24"/>
-        </w:rPr>
-        <w:t xml:space="preserve">e study's hybrid approach, which </w:t>
-      </w:r>
-      <w:proofErr w:type="spellStart"/>
-      <w:r>
-        <w:rPr>
-          <w:rFonts w:asciiTheme="majorBidi" w:eastAsia="Times New Roman" w:hAnsiTheme="majorBidi" w:cstheme="majorBidi"/>
-          <w:sz w:val="24"/>
-          <w:szCs w:val="24"/>
-        </w:rPr>
-        <w:t>utilises</w:t>
-      </w:r>
-      <w:proofErr w:type="spellEnd"/>
-      <w:r>
-        <w:rPr>
-          <w:rFonts w:asciiTheme="majorBidi" w:eastAsia="Times New Roman" w:hAnsiTheme="majorBidi" w:cstheme="majorBidi"/>
-          <w:sz w:val="24"/>
-          <w:szCs w:val="24"/>
-        </w:rPr>
-        <w:t xml:space="preserve"> indices and terrain data</w:t>
-      </w:r>
-      <w:r>
-        <w:rPr>
-          <w:rFonts w:asciiTheme="majorBidi" w:eastAsia="Times New Roman" w:hAnsiTheme="majorBidi" w:cstheme="majorBidi"/>
-          <w:sz w:val="24"/>
-          <w:szCs w:val="24"/>
-        </w:rPr>
-        <w:t xml:space="preserve">, </w:t>
-      </w:r>
-      <w:r>
-        <w:rPr>
-          <w:rFonts w:asciiTheme="majorBidi" w:eastAsia="Times New Roman" w:hAnsiTheme="majorBidi" w:cstheme="majorBidi"/>
-          <w:sz w:val="24"/>
-          <w:szCs w:val="24"/>
-        </w:rPr>
-        <w:t xml:space="preserve">offering a potential synthesis. Traditional methods provide a mechanistic understanding, helpful for long-term planning, while ML/DL handles variability </w:t>
-      </w:r>
-      <w:r>
-        <w:rPr>
-          <w:rFonts w:asciiTheme="majorBidi" w:eastAsia="Times New Roman" w:hAnsiTheme="majorBidi" w:cstheme="majorBidi"/>
-          <w:sz w:val="24"/>
-          <w:szCs w:val="24"/>
-        </w:rPr>
-        <w:t>in</w:t>
-      </w:r>
-      <w:r>
-        <w:rPr>
-          <w:rFonts w:asciiTheme="majorBidi" w:eastAsia="Times New Roman" w:hAnsiTheme="majorBidi" w:cstheme="majorBidi"/>
-          <w:sz w:val="24"/>
-          <w:szCs w:val="24"/>
-        </w:rPr>
-        <w:t xml:space="preserve"> seasonal datasets. The </w:t>
+        <w:rPr>
+          <w:rFonts w:asciiTheme="majorBidi" w:eastAsia="Times New Roman" w:hAnsiTheme="majorBidi" w:cstheme="majorBidi"/>
+          <w:sz w:val="24"/>
+          <w:szCs w:val="24"/>
+        </w:rPr>
+      </w:pPr>
+      <w:r>
+        <w:rPr>
+          <w:rFonts w:asciiTheme="majorBidi" w:eastAsia="Times New Roman" w:hAnsiTheme="majorBidi" w:cstheme="majorBidi"/>
+          <w:sz w:val="24"/>
+          <w:szCs w:val="24"/>
+        </w:rPr>
+        <w:t>Despite advances, significant gaps persist in flood pre</w:t>
+      </w:r>
+      <w:r>
+        <w:rPr>
+          <w:rFonts w:asciiTheme="majorBidi" w:eastAsia="Times New Roman" w:hAnsiTheme="majorBidi" w:cstheme="majorBidi"/>
+          <w:sz w:val="24"/>
+          <w:szCs w:val="24"/>
+        </w:rPr>
+        <w:t>diction research. Ibadan-specific CNN applications with comprehensive index and DEM integration remain scarce, limiting the development of tailored solutions for its urban challenges. Few studies have compared CNNs with MNDWI-</w:t>
+      </w:r>
+      <w:proofErr w:type="spellStart"/>
+      <w:r>
+        <w:rPr>
+          <w:rFonts w:asciiTheme="majorBidi" w:eastAsia="Times New Roman" w:hAnsiTheme="majorBidi" w:cstheme="majorBidi"/>
+          <w:sz w:val="24"/>
+          <w:szCs w:val="24"/>
+        </w:rPr>
+        <w:t>thresholded</w:t>
+      </w:r>
+      <w:proofErr w:type="spellEnd"/>
+      <w:r>
+        <w:rPr>
+          <w:rFonts w:asciiTheme="majorBidi" w:eastAsia="Times New Roman" w:hAnsiTheme="majorBidi" w:cstheme="majorBidi"/>
+          <w:sz w:val="24"/>
+          <w:szCs w:val="24"/>
+        </w:rPr>
+        <w:t xml:space="preserve"> masks on identical</w:t>
+      </w:r>
+      <w:r>
+        <w:rPr>
+          <w:rFonts w:asciiTheme="majorBidi" w:eastAsia="Times New Roman" w:hAnsiTheme="majorBidi" w:cstheme="majorBidi"/>
+          <w:sz w:val="24"/>
+          <w:szCs w:val="24"/>
+        </w:rPr>
+        <w:t xml:space="preserve"> datasets, leaving the urban performance unclear. The influence of TWI, SCA, and slope on CNN predictions in urban settings, such as Ibadan, is </w:t>
       </w:r>
       <w:r>
         <w:rPr>
@@ -6614,387 +6989,7 @@
           <w:szCs w:val="24"/>
         </w:rPr>
         <w:lastRenderedPageBreak/>
-        <w:t>controver</w:t>
-      </w:r>
-      <w:r>
-        <w:rPr>
-          <w:rFonts w:asciiTheme="majorBidi" w:eastAsia="Times New Roman" w:hAnsiTheme="majorBidi" w:cstheme="majorBidi"/>
-          <w:sz w:val="24"/>
-          <w:szCs w:val="24"/>
-        </w:rPr>
-        <w:t xml:space="preserve">sy extends to cost: traditional models require field data collection, which is expensive, whereas ML/DL leverages free Sentinel-2, </w:t>
-      </w:r>
-      <w:proofErr w:type="spellStart"/>
-      <w:r>
-        <w:rPr>
-          <w:rFonts w:asciiTheme="majorBidi" w:eastAsia="Times New Roman" w:hAnsiTheme="majorBidi" w:cstheme="majorBidi"/>
-          <w:sz w:val="24"/>
-          <w:szCs w:val="24"/>
-        </w:rPr>
-        <w:t>democratising</w:t>
-      </w:r>
-      <w:proofErr w:type="spellEnd"/>
-      <w:r>
-        <w:rPr>
-          <w:rFonts w:asciiTheme="majorBidi" w:eastAsia="Times New Roman" w:hAnsiTheme="majorBidi" w:cstheme="majorBidi"/>
-          <w:sz w:val="24"/>
-          <w:szCs w:val="24"/>
-        </w:rPr>
-        <w:t xml:space="preserve"> access.</w:t>
-      </w:r>
-    </w:p>
-    <w:p>
-      <w:pPr>
-        <w:spacing w:before="100" w:beforeAutospacing="1" w:after="100" w:afterAutospacing="1" w:line="360" w:lineRule="auto"/>
-        <w:outlineLvl w:val="2"/>
-        <w:rPr>
-          <w:rFonts w:asciiTheme="majorBidi" w:eastAsia="Times New Roman" w:hAnsiTheme="majorBidi" w:cstheme="majorBidi"/>
-          <w:b/>
-          <w:bCs/>
-          <w:sz w:val="24"/>
-          <w:szCs w:val="24"/>
-        </w:rPr>
-      </w:pPr>
-      <w:r>
-        <w:rPr>
-          <w:rFonts w:asciiTheme="majorBidi" w:eastAsia="Times New Roman" w:hAnsiTheme="majorBidi" w:cstheme="majorBidi"/>
-          <w:b/>
-          <w:bCs/>
-          <w:sz w:val="24"/>
-          <w:szCs w:val="24"/>
-        </w:rPr>
-        <w:t>2.2.2 Data Availability and Quality</w:t>
-      </w:r>
-    </w:p>
-    <w:p>
-      <w:pPr>
-        <w:spacing w:before="100" w:beforeAutospacing="1" w:after="100" w:afterAutospacing="1" w:line="360" w:lineRule="auto"/>
-        <w:rPr>
-          <w:rFonts w:asciiTheme="majorBidi" w:eastAsia="Times New Roman" w:hAnsiTheme="majorBidi" w:cstheme="majorBidi"/>
-          <w:sz w:val="24"/>
-          <w:szCs w:val="24"/>
-        </w:rPr>
-      </w:pPr>
-      <w:r>
-        <w:rPr>
-          <w:rFonts w:asciiTheme="majorBidi" w:eastAsia="Times New Roman" w:hAnsiTheme="majorBidi" w:cstheme="majorBidi"/>
-          <w:sz w:val="24"/>
-          <w:szCs w:val="24"/>
-        </w:rPr>
-        <w:t xml:space="preserve">Data availability and quality fuel another contentious issue, </w:t>
-      </w:r>
-      <w:r>
-        <w:rPr>
-          <w:rFonts w:asciiTheme="majorBidi" w:eastAsia="Times New Roman" w:hAnsiTheme="majorBidi" w:cstheme="majorBidi"/>
-          <w:sz w:val="24"/>
-          <w:szCs w:val="24"/>
-        </w:rPr>
-        <w:t xml:space="preserve">particularly in developing regions. Sentinel-2's free access is a boon, but ground-truth flood labels are scarce, often relying on manual </w:t>
-      </w:r>
-      <w:proofErr w:type="spellStart"/>
-      <w:r>
-        <w:rPr>
-          <w:rFonts w:asciiTheme="majorBidi" w:eastAsia="Times New Roman" w:hAnsiTheme="majorBidi" w:cstheme="majorBidi"/>
-          <w:sz w:val="24"/>
-          <w:szCs w:val="24"/>
-        </w:rPr>
-        <w:t>digitisation</w:t>
-      </w:r>
-      <w:proofErr w:type="spellEnd"/>
-      <w:r>
-        <w:rPr>
-          <w:rFonts w:asciiTheme="majorBidi" w:eastAsia="Times New Roman" w:hAnsiTheme="majorBidi" w:cstheme="majorBidi"/>
-          <w:sz w:val="24"/>
-          <w:szCs w:val="24"/>
-        </w:rPr>
-        <w:t xml:space="preserve"> or index thresholding (e.g., MNDWI &gt; 0.2), which introduces "label noise" that skews CNN training. In Iba</w:t>
-      </w:r>
-      <w:r>
-        <w:rPr>
-          <w:rFonts w:asciiTheme="majorBidi" w:eastAsia="Times New Roman" w:hAnsiTheme="majorBidi" w:cstheme="majorBidi"/>
-          <w:sz w:val="24"/>
-          <w:szCs w:val="24"/>
-        </w:rPr>
-        <w:t xml:space="preserve">dan, cloud cover during rainy seasons (April–October) further complicates optical data, pushing reliance on sparse clear days or radar fusion (e.g., Sentinel-1). Preprocessing, such as QGIS sieving, mitigates noise, but the trade-off between label quality </w:t>
-      </w:r>
-      <w:r>
-        <w:rPr>
-          <w:rFonts w:asciiTheme="majorBidi" w:eastAsia="Times New Roman" w:hAnsiTheme="majorBidi" w:cstheme="majorBidi"/>
-          <w:sz w:val="24"/>
-          <w:szCs w:val="24"/>
-        </w:rPr>
-        <w:t xml:space="preserve">and quantity remains debated, with studies suggesting that balanced datasets improve model robustness by 10-15%. This challenge underscores the importance of validating predictions against historical floods (e.g., the 2023 </w:t>
-      </w:r>
-      <w:proofErr w:type="spellStart"/>
-      <w:r>
-        <w:rPr>
-          <w:rFonts w:asciiTheme="majorBidi" w:eastAsia="Times New Roman" w:hAnsiTheme="majorBidi" w:cstheme="majorBidi"/>
-          <w:sz w:val="24"/>
-          <w:szCs w:val="24"/>
-        </w:rPr>
-        <w:t>Olodo</w:t>
-      </w:r>
-      <w:proofErr w:type="spellEnd"/>
-      <w:r>
-        <w:rPr>
-          <w:rFonts w:asciiTheme="majorBidi" w:eastAsia="Times New Roman" w:hAnsiTheme="majorBidi" w:cstheme="majorBidi"/>
-          <w:sz w:val="24"/>
-          <w:szCs w:val="24"/>
-        </w:rPr>
-        <w:t xml:space="preserve"> event) to ensure reliable f</w:t>
-      </w:r>
-      <w:r>
-        <w:rPr>
-          <w:rFonts w:asciiTheme="majorBidi" w:eastAsia="Times New Roman" w:hAnsiTheme="majorBidi" w:cstheme="majorBidi"/>
-          <w:sz w:val="24"/>
-          <w:szCs w:val="24"/>
-        </w:rPr>
-        <w:t>orecasts. Quality issues also include DEM inaccuracies caused by vegetation, which affect TWI calculations in Ibadan's green zones, prompting calls for the use of multi-source fusion.</w:t>
-      </w:r>
-    </w:p>
-    <w:p>
-      <w:pPr>
-        <w:spacing w:before="100" w:beforeAutospacing="1" w:after="100" w:afterAutospacing="1" w:line="360" w:lineRule="auto"/>
-        <w:outlineLvl w:val="2"/>
-        <w:rPr>
-          <w:rFonts w:asciiTheme="majorBidi" w:eastAsia="Times New Roman" w:hAnsiTheme="majorBidi" w:cstheme="majorBidi"/>
-          <w:b/>
-          <w:bCs/>
-          <w:sz w:val="24"/>
-          <w:szCs w:val="24"/>
-        </w:rPr>
-      </w:pPr>
-      <w:r>
-        <w:rPr>
-          <w:rFonts w:asciiTheme="majorBidi" w:eastAsia="Times New Roman" w:hAnsiTheme="majorBidi" w:cstheme="majorBidi"/>
-          <w:b/>
-          <w:bCs/>
-          <w:sz w:val="24"/>
-          <w:szCs w:val="24"/>
-        </w:rPr>
-        <w:t>2.2.3 Model Generalizability</w:t>
-      </w:r>
-    </w:p>
-    <w:p>
-      <w:pPr>
-        <w:spacing w:before="100" w:beforeAutospacing="1" w:after="100" w:afterAutospacing="1" w:line="360" w:lineRule="auto"/>
-        <w:rPr>
-          <w:rFonts w:asciiTheme="majorBidi" w:eastAsia="Times New Roman" w:hAnsiTheme="majorBidi" w:cstheme="majorBidi"/>
-          <w:sz w:val="24"/>
-          <w:szCs w:val="24"/>
-        </w:rPr>
-      </w:pPr>
-      <w:r>
-        <w:rPr>
-          <w:rFonts w:asciiTheme="majorBidi" w:eastAsia="Times New Roman" w:hAnsiTheme="majorBidi" w:cstheme="majorBidi"/>
-          <w:sz w:val="24"/>
-          <w:szCs w:val="24"/>
-        </w:rPr>
-        <w:t>Model generalizability pits global applicab</w:t>
-      </w:r>
-      <w:r>
-        <w:rPr>
-          <w:rFonts w:asciiTheme="majorBidi" w:eastAsia="Times New Roman" w:hAnsiTheme="majorBidi" w:cstheme="majorBidi"/>
-          <w:sz w:val="24"/>
-          <w:szCs w:val="24"/>
-        </w:rPr>
-        <w:t xml:space="preserve">ility against local specificity, a critical concern for CNNs. Models trained on diverse datasets may </w:t>
-      </w:r>
-      <w:proofErr w:type="spellStart"/>
-      <w:r>
-        <w:rPr>
-          <w:rFonts w:asciiTheme="majorBidi" w:eastAsia="Times New Roman" w:hAnsiTheme="majorBidi" w:cstheme="majorBidi"/>
-          <w:sz w:val="24"/>
-          <w:szCs w:val="24"/>
-        </w:rPr>
-        <w:t>generalise</w:t>
-      </w:r>
-      <w:proofErr w:type="spellEnd"/>
-      <w:r>
-        <w:rPr>
-          <w:rFonts w:asciiTheme="majorBidi" w:eastAsia="Times New Roman" w:hAnsiTheme="majorBidi" w:cstheme="majorBidi"/>
-          <w:sz w:val="24"/>
-          <w:szCs w:val="24"/>
-        </w:rPr>
-        <w:t xml:space="preserve"> broadly but fail to capture Ibadan's unique hilly terrain and urban sprawl, leading to performance drops (e.g., 20-30% in accuracy). Transfer le</w:t>
-      </w:r>
-      <w:r>
-        <w:rPr>
-          <w:rFonts w:asciiTheme="majorBidi" w:eastAsia="Times New Roman" w:hAnsiTheme="majorBidi" w:cstheme="majorBidi"/>
-          <w:sz w:val="24"/>
-          <w:szCs w:val="24"/>
-        </w:rPr>
-        <w:t>arning, which involves adapting pre-trained networks with local data</w:t>
-      </w:r>
-      <w:r>
-        <w:rPr>
-          <w:rFonts w:asciiTheme="majorBidi" w:eastAsia="Times New Roman" w:hAnsiTheme="majorBidi" w:cstheme="majorBidi"/>
-          <w:sz w:val="24"/>
-          <w:szCs w:val="24"/>
-        </w:rPr>
-        <w:t>,</w:t>
-      </w:r>
-      <w:r>
-        <w:rPr>
-          <w:rFonts w:asciiTheme="majorBidi" w:eastAsia="Times New Roman" w:hAnsiTheme="majorBidi" w:cstheme="majorBidi"/>
-          <w:sz w:val="24"/>
-          <w:szCs w:val="24"/>
-        </w:rPr>
-        <w:t xml:space="preserve"> offers a solution; however, West African urban studies are limited, leaving the efficacy of this approach unproven. </w:t>
-      </w:r>
-      <w:r>
-        <w:rPr>
-          <w:rFonts w:asciiTheme="majorBidi" w:eastAsia="Times New Roman" w:hAnsiTheme="majorBidi" w:cstheme="majorBidi"/>
-          <w:sz w:val="24"/>
-          <w:szCs w:val="24"/>
-        </w:rPr>
-        <w:t>The</w:t>
-      </w:r>
-      <w:r>
-        <w:rPr>
-          <w:rFonts w:asciiTheme="majorBidi" w:eastAsia="Times New Roman" w:hAnsiTheme="majorBidi" w:cstheme="majorBidi"/>
-          <w:sz w:val="24"/>
-          <w:szCs w:val="24"/>
-        </w:rPr>
-        <w:t xml:space="preserve"> focus on Ibadan-specific tuning, tested against NDWI baselines, ad</w:t>
-      </w:r>
-      <w:r>
-        <w:rPr>
-          <w:rFonts w:asciiTheme="majorBidi" w:eastAsia="Times New Roman" w:hAnsiTheme="majorBidi" w:cstheme="majorBidi"/>
-          <w:sz w:val="24"/>
-          <w:szCs w:val="24"/>
-        </w:rPr>
-        <w:t xml:space="preserve">dresses this, with research suggesting fine-tuning boosts </w:t>
-      </w:r>
-      <w:proofErr w:type="spellStart"/>
-      <w:r>
-        <w:rPr>
-          <w:rFonts w:asciiTheme="majorBidi" w:eastAsia="Times New Roman" w:hAnsiTheme="majorBidi" w:cstheme="majorBidi"/>
-          <w:sz w:val="24"/>
-          <w:szCs w:val="24"/>
-        </w:rPr>
-        <w:t>IoU</w:t>
-      </w:r>
-      <w:proofErr w:type="spellEnd"/>
-      <w:r>
-        <w:rPr>
-          <w:rFonts w:asciiTheme="majorBidi" w:eastAsia="Times New Roman" w:hAnsiTheme="majorBidi" w:cstheme="majorBidi"/>
-          <w:sz w:val="24"/>
-          <w:szCs w:val="24"/>
-        </w:rPr>
-        <w:t xml:space="preserve"> by 10% in </w:t>
-      </w:r>
-      <w:proofErr w:type="spellStart"/>
-      <w:r>
-        <w:rPr>
-          <w:rFonts w:asciiTheme="majorBidi" w:eastAsia="Times New Roman" w:hAnsiTheme="majorBidi" w:cstheme="majorBidi"/>
-          <w:sz w:val="24"/>
-          <w:szCs w:val="24"/>
-        </w:rPr>
-        <w:t>localised</w:t>
-      </w:r>
-      <w:proofErr w:type="spellEnd"/>
-      <w:r>
-        <w:rPr>
-          <w:rFonts w:asciiTheme="majorBidi" w:eastAsia="Times New Roman" w:hAnsiTheme="majorBidi" w:cstheme="majorBidi"/>
-          <w:sz w:val="24"/>
-          <w:szCs w:val="24"/>
-        </w:rPr>
-        <w:t xml:space="preserve"> contexts. The debate extends to bias: global models may overlook cultural or infrastructural factors in Ibadan, such as informal drainage, which calls for inclusive datasets.</w:t>
-      </w:r>
-    </w:p>
-    <w:p>
-      <w:pPr>
-        <w:spacing w:before="100" w:beforeAutospacing="1" w:after="100" w:afterAutospacing="1" w:line="360" w:lineRule="auto"/>
-        <w:rPr>
-          <w:rFonts w:asciiTheme="majorBidi" w:eastAsia="Times New Roman" w:hAnsiTheme="majorBidi" w:cstheme="majorBidi"/>
-          <w:sz w:val="24"/>
-          <w:szCs w:val="24"/>
-        </w:rPr>
-      </w:pPr>
-      <w:r>
-        <w:rPr>
-          <w:rFonts w:asciiTheme="majorBidi" w:eastAsia="Times New Roman" w:hAnsiTheme="majorBidi" w:cstheme="majorBidi"/>
-          <w:sz w:val="24"/>
-          <w:szCs w:val="24"/>
-        </w:rPr>
-        <w:t>[Insert Image Here: Conceptual diagram of ML/DL vs. traditional methods, with nodes for data needs, interpretability, and generalizability tied to Ibadan’s challenges.]</w:t>
-      </w:r>
-    </w:p>
-    <w:p>
-      <w:pPr>
-        <w:spacing w:before="100" w:beforeAutospacing="1" w:after="100" w:afterAutospacing="1" w:line="360" w:lineRule="auto"/>
-        <w:outlineLvl w:val="1"/>
-        <w:rPr>
-          <w:rFonts w:asciiTheme="majorBidi" w:eastAsia="Times New Roman" w:hAnsiTheme="majorBidi" w:cstheme="majorBidi"/>
-          <w:b/>
-          <w:bCs/>
-          <w:sz w:val="24"/>
-          <w:szCs w:val="24"/>
-        </w:rPr>
-      </w:pPr>
-      <w:r>
-        <w:rPr>
-          <w:rFonts w:asciiTheme="majorBidi" w:eastAsia="Times New Roman" w:hAnsiTheme="majorBidi" w:cstheme="majorBidi"/>
-          <w:b/>
-          <w:bCs/>
-          <w:sz w:val="24"/>
-          <w:szCs w:val="24"/>
-        </w:rPr>
-        <w:t>2.3 Gaps in Existing Knowledge</w:t>
-      </w:r>
-    </w:p>
-    <w:p>
-      <w:pPr>
-        <w:spacing w:before="100" w:beforeAutospacing="1" w:after="100" w:afterAutospacing="1" w:line="360" w:lineRule="auto"/>
-        <w:rPr>
-          <w:rFonts w:asciiTheme="majorBidi" w:eastAsia="Times New Roman" w:hAnsiTheme="majorBidi" w:cstheme="majorBidi"/>
-          <w:sz w:val="24"/>
-          <w:szCs w:val="24"/>
-        </w:rPr>
-      </w:pPr>
-      <w:r>
-        <w:rPr>
-          <w:rFonts w:asciiTheme="majorBidi" w:eastAsia="Times New Roman" w:hAnsiTheme="majorBidi" w:cstheme="majorBidi"/>
-          <w:sz w:val="24"/>
-          <w:szCs w:val="24"/>
-        </w:rPr>
-        <w:lastRenderedPageBreak/>
-        <w:t>Despite advances, significant gaps persist in flood pre</w:t>
-      </w:r>
-      <w:r>
-        <w:rPr>
-          <w:rFonts w:asciiTheme="majorBidi" w:eastAsia="Times New Roman" w:hAnsiTheme="majorBidi" w:cstheme="majorBidi"/>
-          <w:sz w:val="24"/>
-          <w:szCs w:val="24"/>
-        </w:rPr>
-        <w:t>diction research. Ibadan-specific CNN applications with comprehensive index and DEM integration remain scarce, limiting the development of tailored solutions for its urban challenges. Few studies have compared CNNs with MNDWI-</w:t>
-      </w:r>
-      <w:proofErr w:type="spellStart"/>
-      <w:r>
-        <w:rPr>
-          <w:rFonts w:asciiTheme="majorBidi" w:eastAsia="Times New Roman" w:hAnsiTheme="majorBidi" w:cstheme="majorBidi"/>
-          <w:sz w:val="24"/>
-          <w:szCs w:val="24"/>
-        </w:rPr>
-        <w:t>thresholded</w:t>
-      </w:r>
-      <w:proofErr w:type="spellEnd"/>
-      <w:r>
-        <w:rPr>
-          <w:rFonts w:asciiTheme="majorBidi" w:eastAsia="Times New Roman" w:hAnsiTheme="majorBidi" w:cstheme="majorBidi"/>
-          <w:sz w:val="24"/>
-          <w:szCs w:val="24"/>
-        </w:rPr>
-        <w:t xml:space="preserve"> masks on identical</w:t>
-      </w:r>
-      <w:r>
-        <w:rPr>
-          <w:rFonts w:asciiTheme="majorBidi" w:eastAsia="Times New Roman" w:hAnsiTheme="majorBidi" w:cstheme="majorBidi"/>
-          <w:sz w:val="24"/>
-          <w:szCs w:val="24"/>
-        </w:rPr>
-        <w:t xml:space="preserve"> datasets, leaving the urban performance unclear. The influence of TWI, SCA, and slope on CNN predictions in urban settings, such as Ibadan, is underexplored, hindering feature-driven insights. Data fusion of Sentinel-2, DEMs, and historical logs for urban</w:t>
+        <w:t>underexplored, hindering feature-driven insights. Data fusion of Sentinel-2, DEMs, and historical logs for urban</w:t>
       </w:r>
       <w:r>
         <w:rPr>
@@ -7012,42 +7007,6 @@
         </w:rPr>
         <w:t>ools for equity in vulnerable communities and the integration of social data for comprehensive vulnerability assessment.</w:t>
       </w:r>
-    </w:p>
-    <w:p>
-      <w:pPr>
-        <w:spacing w:before="100" w:beforeAutospacing="1" w:after="100" w:afterAutospacing="1" w:line="360" w:lineRule="auto"/>
-        <w:rPr>
-          <w:rFonts w:asciiTheme="majorBidi" w:eastAsia="Times New Roman" w:hAnsiTheme="majorBidi" w:cstheme="majorBidi"/>
-          <w:sz w:val="24"/>
-          <w:szCs w:val="24"/>
-        </w:rPr>
-      </w:pPr>
-      <w:r>
-        <w:rPr>
-          <w:rFonts w:asciiTheme="majorBidi" w:eastAsia="Times New Roman" w:hAnsiTheme="majorBidi" w:cstheme="majorBidi"/>
-          <w:sz w:val="24"/>
-          <w:szCs w:val="24"/>
-        </w:rPr>
-        <w:t>[Insert Image Here: Gap analysis matrix or Venn diagram illustrating research voids in Ibadan-specific flood prediction, CNN applicatio</w:t>
-      </w:r>
-      <w:r>
-        <w:rPr>
-          <w:rFonts w:asciiTheme="majorBidi" w:eastAsia="Times New Roman" w:hAnsiTheme="majorBidi" w:cstheme="majorBidi"/>
-          <w:sz w:val="24"/>
-          <w:szCs w:val="24"/>
-        </w:rPr>
-        <w:t>ns, and data integration.]</w:t>
-      </w:r>
-    </w:p>
-    <w:p>
-      <w:pPr>
-        <w:spacing w:line="360" w:lineRule="auto"/>
-        <w:rPr>
-          <w:rFonts w:asciiTheme="majorBidi" w:hAnsiTheme="majorBidi" w:cstheme="majorBidi"/>
-          <w:sz w:val="24"/>
-          <w:szCs w:val="24"/>
-        </w:rPr>
-      </w:pPr>
     </w:p>
     <w:p>
       <w:pPr>
@@ -7248,49 +7207,6 @@
           <w:rFonts w:asciiTheme="majorBidi" w:hAnsiTheme="majorBidi" w:cstheme="majorBidi"/>
         </w:rPr>
         <w:t xml:space="preserve"> for GPU acceleration, ensuring low-cost implementation. </w:t>
-      </w:r>
-    </w:p>
-    <w:p>
-      <w:pPr>
-        <w:pStyle w:val="NormalWeb"/>
-        <w:spacing w:line="360" w:lineRule="auto"/>
-        <w:rPr>
-          <w:rFonts w:asciiTheme="majorBidi" w:hAnsiTheme="majorBidi" w:cstheme="majorBidi"/>
-        </w:rPr>
-      </w:pPr>
-      <w:r>
-        <w:rPr>
-          <w:rFonts w:asciiTheme="majorBidi" w:hAnsiTheme="majorBidi" w:cstheme="majorBidi"/>
-        </w:rPr>
-        <w:t xml:space="preserve">[Insert Image Here: A high-level flowchart depicting the methodology workflow, from data collection and preprocessing to model training, evaluation, and validation, with icons for tools like QGIS, </w:t>
-      </w:r>
-      <w:proofErr w:type="spellStart"/>
-      <w:r>
-        <w:rPr>
-          <w:rFonts w:asciiTheme="majorBidi" w:hAnsiTheme="majorBidi" w:cstheme="majorBidi"/>
-        </w:rPr>
-        <w:t>PyTorch</w:t>
-      </w:r>
-      <w:proofErr w:type="spellEnd"/>
-      <w:r>
-        <w:rPr>
-          <w:rFonts w:asciiTheme="majorBidi" w:hAnsiTheme="majorBidi" w:cstheme="majorBidi"/>
-        </w:rPr>
-        <w:t xml:space="preserve">, and Google </w:t>
-      </w:r>
-      <w:proofErr w:type="spellStart"/>
-      <w:r>
-        <w:rPr>
-          <w:rFonts w:asciiTheme="majorBidi" w:hAnsiTheme="majorBidi" w:cstheme="majorBidi"/>
-        </w:rPr>
-        <w:t>Colab</w:t>
-      </w:r>
-      <w:proofErr w:type="spellEnd"/>
-      <w:r>
-        <w:rPr>
-          <w:rFonts w:asciiTheme="majorBidi" w:hAnsiTheme="majorBidi" w:cstheme="majorBidi"/>
-        </w:rPr>
-        <w:t>, and arrows showing data flow.]</w:t>
       </w:r>
     </w:p>
     <w:p>
@@ -7330,7 +7246,6 @@
           <w:bCs/>
           <w:color w:val="auto"/>
         </w:rPr>
-        <w:lastRenderedPageBreak/>
         <w:t>3.2.1 Data Collection</w:t>
       </w:r>
     </w:p>
@@ -7402,7 +7317,14 @@
         <w:rPr>
           <w:rFonts w:asciiTheme="majorBidi" w:hAnsiTheme="majorBidi" w:cstheme="majorBidi"/>
         </w:rPr>
-        <w:t>. These areas were selected based on historical flood records and their representation of Ibadan's diverse topography</w:t>
+        <w:t xml:space="preserve">. These areas were selected based on </w:t>
+      </w:r>
+      <w:r>
+        <w:rPr>
+          <w:rFonts w:asciiTheme="majorBidi" w:hAnsiTheme="majorBidi" w:cstheme="majorBidi"/>
+        </w:rPr>
+        <w:lastRenderedPageBreak/>
+        <w:t>historical flood records and their representation of Ibadan's diverse topography</w:t>
       </w:r>
       <w:r>
         <w:rPr>
@@ -7566,6 +7488,8 @@
         </w:rPr>
         <w:t xml:space="preserve">20% will be prioritized to minimize preprocessing artifacts; if needed, the SCL band will filter clouds during download. </w:t>
       </w:r>
+      <w:bookmarkStart w:id="0" w:name="_GoBack"/>
+      <w:bookmarkEnd w:id="0"/>
     </w:p>
     <w:p>
       <w:pPr>
@@ -7600,7 +7524,6 @@
         <w:rPr>
           <w:rFonts w:asciiTheme="majorBidi" w:hAnsiTheme="majorBidi" w:cstheme="majorBidi"/>
         </w:rPr>
-        <w:lastRenderedPageBreak/>
         <w:t>NiMet</w:t>
       </w:r>
       <w:proofErr w:type="spellEnd"/>
@@ -7679,6 +7602,7 @@
         <w:rPr>
           <w:rFonts w:asciiTheme="majorBidi" w:hAnsiTheme="majorBidi" w:cstheme="majorBidi"/>
         </w:rPr>
+        <w:lastRenderedPageBreak/>
         <w:t xml:space="preserve"> </w:t>
       </w:r>
       <w:r>
@@ -7843,7 +7767,6 @@
           <w:sz w:val="24"/>
           <w:szCs w:val="24"/>
         </w:rPr>
-        <w:lastRenderedPageBreak/>
         <w:t>MNDWI = (B03 – B11) / (B03 + B11) for refined urban water mapping, reducing noise from buildings.</w:t>
       </w:r>
     </w:p>
@@ -7881,6 +7804,7 @@
         <w:rPr>
           <w:rFonts w:asciiTheme="majorBidi" w:hAnsiTheme="majorBidi" w:cstheme="majorBidi"/>
         </w:rPr>
+        <w:lastRenderedPageBreak/>
         <w:t xml:space="preserve">Each calculation will involve band selection, formula entry, and output as 32-bit float </w:t>
       </w:r>
       <w:proofErr w:type="spellStart"/>
@@ -8151,88 +8075,94 @@
         <w:rPr>
           <w:rFonts w:asciiTheme="majorBidi" w:hAnsiTheme="majorBidi" w:cstheme="majorBidi"/>
         </w:rPr>
+        <w:t xml:space="preserve">Finally, patches will be extracted in Python: use </w:t>
+      </w:r>
+      <w:proofErr w:type="spellStart"/>
+      <w:r>
+        <w:rPr>
+          <w:rFonts w:asciiTheme="majorBidi" w:hAnsiTheme="majorBidi" w:cstheme="majorBidi"/>
+        </w:rPr>
+        <w:t>rasterio</w:t>
+      </w:r>
+      <w:proofErr w:type="spellEnd"/>
+      <w:r>
+        <w:rPr>
+          <w:rFonts w:asciiTheme="majorBidi" w:hAnsiTheme="majorBidi" w:cstheme="majorBidi"/>
+        </w:rPr>
+        <w:t xml:space="preserve"> to read stacks and masks, cropping 256</w:t>
+      </w:r>
+      <w:r>
+        <w:rPr>
+          <w:rFonts w:asciiTheme="majorBidi" w:hAnsiTheme="majorBidi" w:cstheme="majorBidi"/>
+        </w:rPr>
+        <w:t xml:space="preserve"> </w:t>
+      </w:r>
+      <w:r>
+        <w:rPr>
+          <w:rFonts w:asciiTheme="majorBidi" w:hAnsiTheme="majorBidi" w:cstheme="majorBidi"/>
+        </w:rPr>
+        <w:t>x</w:t>
+      </w:r>
+      <w:r>
+        <w:rPr>
+          <w:rFonts w:asciiTheme="majorBidi" w:hAnsiTheme="majorBidi" w:cstheme="majorBidi"/>
+        </w:rPr>
+        <w:t xml:space="preserve"> </w:t>
+      </w:r>
+      <w:r>
+        <w:rPr>
+          <w:rFonts w:asciiTheme="majorBidi" w:hAnsiTheme="majorBidi" w:cstheme="majorBidi"/>
+        </w:rPr>
+        <w:t xml:space="preserve">256 non-overlapping tiles (with padding for edges), yielding ~10,000 patches. Spatial splits (80% train, 10% val, 10% test) will use geopandas to divide into tiles, preventing leakage. Normalization will apply </w:t>
+      </w:r>
+      <w:proofErr w:type="spellStart"/>
+      <w:r>
+        <w:rPr>
+          <w:rFonts w:asciiTheme="majorBidi" w:hAnsiTheme="majorBidi" w:cstheme="majorBidi"/>
+        </w:rPr>
+        <w:t>Albumentations</w:t>
+      </w:r>
+      <w:proofErr w:type="spellEnd"/>
+      <w:r>
+        <w:rPr>
+          <w:rFonts w:asciiTheme="majorBidi" w:hAnsiTheme="majorBidi" w:cstheme="majorBidi"/>
+        </w:rPr>
+        <w:t xml:space="preserve">' Normalize (mean=0, std=1, </w:t>
+      </w:r>
+      <w:proofErr w:type="spellStart"/>
+      <w:r>
+        <w:rPr>
+          <w:rFonts w:asciiTheme="majorBidi" w:hAnsiTheme="majorBidi" w:cstheme="majorBidi"/>
+        </w:rPr>
+        <w:t>max_pixel_value</w:t>
+      </w:r>
+      <w:proofErr w:type="spellEnd"/>
+      <w:r>
+        <w:rPr>
+          <w:rFonts w:asciiTheme="majorBidi" w:hAnsiTheme="majorBidi" w:cstheme="majorBidi"/>
+        </w:rPr>
+        <w:t xml:space="preserve">=1.0) per band, while augmentation (RandomRotate90, Flip, </w:t>
+      </w:r>
+      <w:proofErr w:type="spellStart"/>
+      <w:r>
+        <w:rPr>
+          <w:rFonts w:asciiTheme="majorBidi" w:hAnsiTheme="majorBidi" w:cstheme="majorBidi"/>
+        </w:rPr>
+        <w:t>RandomBrightnessContrast</w:t>
+      </w:r>
+      <w:proofErr w:type="spellEnd"/>
+      <w:r>
+        <w:rPr>
+          <w:rFonts w:asciiTheme="majorBidi" w:hAnsiTheme="majorBidi" w:cstheme="majorBidi"/>
+        </w:rPr>
+        <w:t xml:space="preserve">) will double the </w:t>
+      </w:r>
+      <w:r>
+        <w:rPr>
+          <w:rFonts w:asciiTheme="majorBidi" w:hAnsiTheme="majorBidi" w:cstheme="majorBidi"/>
+        </w:rPr>
         <w:lastRenderedPageBreak/>
-        <w:t xml:space="preserve">Finally, patches will be extracted in Python: use </w:t>
-      </w:r>
-      <w:proofErr w:type="spellStart"/>
-      <w:r>
-        <w:rPr>
-          <w:rFonts w:asciiTheme="majorBidi" w:hAnsiTheme="majorBidi" w:cstheme="majorBidi"/>
-        </w:rPr>
-        <w:t>rasterio</w:t>
-      </w:r>
-      <w:proofErr w:type="spellEnd"/>
-      <w:r>
-        <w:rPr>
-          <w:rFonts w:asciiTheme="majorBidi" w:hAnsiTheme="majorBidi" w:cstheme="majorBidi"/>
-        </w:rPr>
-        <w:t xml:space="preserve"> to read stacks and masks, cropping 256</w:t>
-      </w:r>
-      <w:r>
-        <w:rPr>
-          <w:rFonts w:asciiTheme="majorBidi" w:hAnsiTheme="majorBidi" w:cstheme="majorBidi"/>
-        </w:rPr>
-        <w:t xml:space="preserve"> </w:t>
-      </w:r>
-      <w:r>
-        <w:rPr>
-          <w:rFonts w:asciiTheme="majorBidi" w:hAnsiTheme="majorBidi" w:cstheme="majorBidi"/>
-        </w:rPr>
-        <w:t>x</w:t>
-      </w:r>
-      <w:r>
-        <w:rPr>
-          <w:rFonts w:asciiTheme="majorBidi" w:hAnsiTheme="majorBidi" w:cstheme="majorBidi"/>
-        </w:rPr>
-        <w:t xml:space="preserve"> </w:t>
-      </w:r>
-      <w:r>
-        <w:rPr>
-          <w:rFonts w:asciiTheme="majorBidi" w:hAnsiTheme="majorBidi" w:cstheme="majorBidi"/>
-        </w:rPr>
-        <w:t xml:space="preserve">256 non-overlapping tiles (with padding for edges), yielding ~10,000 patches. Spatial splits (80% train, 10% val, 10% test) will use geopandas to divide into tiles, preventing leakage. Normalization will apply </w:t>
-      </w:r>
-      <w:proofErr w:type="spellStart"/>
-      <w:r>
-        <w:rPr>
-          <w:rFonts w:asciiTheme="majorBidi" w:hAnsiTheme="majorBidi" w:cstheme="majorBidi"/>
-        </w:rPr>
-        <w:t>Albumentations</w:t>
-      </w:r>
-      <w:proofErr w:type="spellEnd"/>
-      <w:r>
-        <w:rPr>
-          <w:rFonts w:asciiTheme="majorBidi" w:hAnsiTheme="majorBidi" w:cstheme="majorBidi"/>
-        </w:rPr>
-        <w:t xml:space="preserve">' Normalize (mean=0, std=1, </w:t>
-      </w:r>
-      <w:proofErr w:type="spellStart"/>
-      <w:r>
-        <w:rPr>
-          <w:rFonts w:asciiTheme="majorBidi" w:hAnsiTheme="majorBidi" w:cstheme="majorBidi"/>
-        </w:rPr>
-        <w:t>max_pixel_value</w:t>
-      </w:r>
-      <w:proofErr w:type="spellEnd"/>
-      <w:r>
-        <w:rPr>
-          <w:rFonts w:asciiTheme="majorBidi" w:hAnsiTheme="majorBidi" w:cstheme="majorBidi"/>
-        </w:rPr>
-        <w:t xml:space="preserve">=1.0) per band, while augmentation (RandomRotate90, Flip, </w:t>
-      </w:r>
-      <w:proofErr w:type="spellStart"/>
-      <w:r>
-        <w:rPr>
-          <w:rFonts w:asciiTheme="majorBidi" w:hAnsiTheme="majorBidi" w:cstheme="majorBidi"/>
-        </w:rPr>
-        <w:t>RandomBrightnessContrast</w:t>
-      </w:r>
-      <w:proofErr w:type="spellEnd"/>
-      <w:r>
-        <w:rPr>
-          <w:rFonts w:asciiTheme="majorBidi" w:hAnsiTheme="majorBidi" w:cstheme="majorBidi"/>
-        </w:rPr>
-        <w:t xml:space="preserve">) will double the effective dataset size for imbalance. </w:t>
+        <w:t xml:space="preserve">effective dataset size for imbalance. </w:t>
       </w:r>
       <w:proofErr w:type="spellStart"/>
       <w:r>
@@ -8623,7 +8553,6 @@
         <w:rPr>
           <w:rFonts w:asciiTheme="majorBidi" w:hAnsiTheme="majorBidi" w:cstheme="majorBidi"/>
         </w:rPr>
-        <w:lastRenderedPageBreak/>
         <w:t>tensorboard</w:t>
       </w:r>
       <w:proofErr w:type="spellEnd"/>
@@ -8688,6 +8617,7 @@
         <w:rPr>
           <w:rFonts w:asciiTheme="majorBidi" w:hAnsiTheme="majorBidi" w:cstheme="majorBidi"/>
         </w:rPr>
+        <w:lastRenderedPageBreak/>
         <w:t>Feature groups will be tested sequentially: bands only, + indices, + DEMs, full stack—retraining each to assess contributions. Code will be modular (dataset.py, models.py, train.py), versioned on GitHub for reproducibility. This phase will take Weeks 5-8, with ~20 hours GPU time.</w:t>
       </w:r>
     </w:p>
@@ -8896,7 +8826,6 @@
         <w:rPr>
           <w:rFonts w:asciiTheme="majorBidi" w:hAnsiTheme="majorBidi" w:cstheme="majorBidi"/>
         </w:rPr>
-        <w:lastRenderedPageBreak/>
         <w:t>[Insert Image Here: Table of evaluation metrics (</w:t>
       </w:r>
       <w:proofErr w:type="spellStart"/>
@@ -8926,6 +8855,7 @@
         <w:rPr>
           <w:rFonts w:asciiTheme="majorBidi" w:hAnsiTheme="majorBidi" w:cstheme="majorBidi"/>
         </w:rPr>
+        <w:lastRenderedPageBreak/>
         <w:t xml:space="preserve">[Insert Image Here: Overlay maps of CNN predictions vs. historical flood extents for </w:t>
       </w:r>
       <w:proofErr w:type="spellStart"/>
@@ -9218,20 +9148,14 @@
         <w:rPr>
           <w:rFonts w:asciiTheme="majorBidi" w:hAnsiTheme="majorBidi" w:cstheme="majorBidi"/>
         </w:rPr>
-        <w:t xml:space="preserve"> free GPU will handle </w:t>
-      </w:r>
+        <w:t xml:space="preserve"> free GPU will handle training, with ~20-30 hours estimated for 100 epochs; if limits are hit (e.g., session timeouts), switch to Kaggle kernels or local hardware. Code will be versioned on GitHub with </w:t>
+      </w:r>
+      <w:proofErr w:type="spellStart"/>
       <w:r>
         <w:rPr>
           <w:rFonts w:asciiTheme="majorBidi" w:hAnsiTheme="majorBidi" w:cstheme="majorBidi"/>
         </w:rPr>
         <w:lastRenderedPageBreak/>
-        <w:t xml:space="preserve">training, with ~20-30 hours estimated for 100 epochs; if limits are hit (e.g., session timeouts), switch to Kaggle kernels or local hardware. Code will be versioned on GitHub with </w:t>
-      </w:r>
-      <w:proofErr w:type="spellStart"/>
-      <w:r>
-        <w:rPr>
-          <w:rFonts w:asciiTheme="majorBidi" w:hAnsiTheme="majorBidi" w:cstheme="majorBidi"/>
-        </w:rPr>
         <w:t>environment.yml</w:t>
       </w:r>
       <w:proofErr w:type="spellEnd"/>
@@ -9417,14 +9341,14 @@
         <w:rPr>
           <w:rFonts w:asciiTheme="majorBidi" w:hAnsiTheme="majorBidi" w:cstheme="majorBidi"/>
         </w:rPr>
-        <w:t xml:space="preserve">), it will aid NEMA in prioritizing evacuations and resource allocation, potentially cutting annual economic losses (&gt;USD 100 million) by 20-30% through proactive </w:t>
+        <w:t xml:space="preserve">), it will aid NEMA in prioritizing evacuations and resource allocation, potentially cutting annual economic losses (&gt;USD 100 million) by 20-30% through proactive measures. The methodology's open-source nature enables replication in other Nigerian cities like Lagos, fostering national disaster mitigation strategies. Policy implications include advocating </w:t>
       </w:r>
       <w:r>
         <w:rPr>
           <w:rFonts w:asciiTheme="majorBidi" w:hAnsiTheme="majorBidi" w:cstheme="majorBidi"/>
         </w:rPr>
         <w:lastRenderedPageBreak/>
-        <w:t>measures. The methodology's open-source nature enables replication in other Nigerian cities like Lagos, fostering national disaster mitigation strategies. Policy implications include advocating for AI integration in urban planning, with feature importance guiding investments (e.g., green infrastructure in low-NDVI areas). Scalability to real-time systems, by deploying models via Flask API linked to CHIRPS rainfall, could enable early warnings, reducing human impacts as seen in 2011 floods. In developing countries, this addresses challenges like data scarcity, offering a low-cost alternative to expensive surveys.</w:t>
+        <w:t>for AI integration in urban planning, with feature importance guiding investments (e.g., green infrastructure in low-NDVI areas). Scalability to real-time systems, by deploying models via Flask API linked to CHIRPS rainfall, could enable early warnings, reducing human impacts as seen in 2011 floods. In developing countries, this addresses challenges like data scarcity, offering a low-cost alternative to expensive surveys.</w:t>
       </w:r>
     </w:p>
     <w:p>
@@ -9633,7 +9557,7 @@
         </w:rPr>
         <w:t xml:space="preserve">, 10–20. </w:t>
       </w:r>
-      <w:hyperlink r:id="rId6" w:tgtFrame="_blank" w:history="1">
+      <w:hyperlink r:id="rId9" w:tgtFrame="_blank" w:history="1">
         <w:r>
           <w:rPr>
             <w:rFonts w:asciiTheme="majorBidi" w:eastAsia="Times New Roman" w:hAnsiTheme="majorBidi" w:cstheme="majorBidi"/>
@@ -9721,7 +9645,7 @@
         </w:rPr>
         <w:t xml:space="preserve">(1), 115–132. </w:t>
       </w:r>
-      <w:hyperlink r:id="rId7" w:tgtFrame="_blank" w:history="1">
+      <w:hyperlink r:id="rId10" w:tgtFrame="_blank" w:history="1">
         <w:r>
           <w:rPr>
             <w:rFonts w:asciiTheme="majorBidi" w:eastAsia="Times New Roman" w:hAnsiTheme="majorBidi" w:cstheme="majorBidi"/>
@@ -9815,7 +9739,7 @@
         </w:rPr>
         <w:t xml:space="preserve">(10), 2412. </w:t>
       </w:r>
-      <w:hyperlink r:id="rId8" w:tgtFrame="_blank" w:history="1">
+      <w:hyperlink r:id="rId11" w:tgtFrame="_blank" w:history="1">
         <w:r>
           <w:rPr>
             <w:rFonts w:asciiTheme="majorBidi" w:eastAsia="Times New Roman" w:hAnsiTheme="majorBidi" w:cstheme="majorBidi"/>
@@ -9881,7 +9805,7 @@
         </w:rPr>
         <w:t xml:space="preserve">(10), 13863–13878. </w:t>
       </w:r>
-      <w:hyperlink r:id="rId9" w:tgtFrame="_blank" w:history="1">
+      <w:hyperlink r:id="rId12" w:tgtFrame="_blank" w:history="1">
         <w:r>
           <w:rPr>
             <w:rFonts w:asciiTheme="majorBidi" w:eastAsia="Times New Roman" w:hAnsiTheme="majorBidi" w:cstheme="majorBidi"/>
@@ -9929,7 +9853,7 @@
         </w:rPr>
         <w:t xml:space="preserve">. </w:t>
       </w:r>
-      <w:hyperlink r:id="rId10" w:tgtFrame="_blank" w:history="1">
+      <w:hyperlink r:id="rId13" w:tgtFrame="_blank" w:history="1">
         <w:r>
           <w:rPr>
             <w:rFonts w:asciiTheme="majorBidi" w:eastAsia="Times New Roman" w:hAnsiTheme="majorBidi" w:cstheme="majorBidi"/>
@@ -10013,7 +9937,7 @@
         </w:rPr>
         <w:t xml:space="preserve">, 15–27. </w:t>
       </w:r>
-      <w:hyperlink r:id="rId11" w:tgtFrame="_blank" w:history="1">
+      <w:hyperlink r:id="rId14" w:tgtFrame="_blank" w:history="1">
         <w:r>
           <w:rPr>
             <w:rFonts w:asciiTheme="majorBidi" w:eastAsia="Times New Roman" w:hAnsiTheme="majorBidi" w:cstheme="majorBidi"/>
@@ -10089,7 +10013,7 @@
         </w:rPr>
         <w:t xml:space="preserve">, Article 130512. </w:t>
       </w:r>
-      <w:hyperlink r:id="rId12" w:tgtFrame="_blank" w:history="1">
+      <w:hyperlink r:id="rId15" w:tgtFrame="_blank" w:history="1">
         <w:r>
           <w:rPr>
             <w:rFonts w:asciiTheme="majorBidi" w:eastAsia="Times New Roman" w:hAnsiTheme="majorBidi" w:cstheme="majorBidi"/>
@@ -10191,7 +10115,7 @@
         </w:rPr>
         <w:t xml:space="preserve">(7), 1425–1432. </w:t>
       </w:r>
-      <w:hyperlink r:id="rId13" w:tgtFrame="_blank" w:history="1">
+      <w:hyperlink r:id="rId16" w:tgtFrame="_blank" w:history="1">
         <w:r>
           <w:rPr>
             <w:rFonts w:asciiTheme="majorBidi" w:eastAsia="Times New Roman" w:hAnsiTheme="majorBidi" w:cstheme="majorBidi"/>
@@ -10311,7 +10235,7 @@
         </w:rPr>
         <w:t xml:space="preserve">, Part A, Article 128845. </w:t>
       </w:r>
-      <w:hyperlink r:id="rId14" w:tgtFrame="_blank" w:history="1">
+      <w:hyperlink r:id="rId17" w:tgtFrame="_blank" w:history="1">
         <w:r>
           <w:rPr>
             <w:rFonts w:asciiTheme="majorBidi" w:eastAsia="Times New Roman" w:hAnsiTheme="majorBidi" w:cstheme="majorBidi"/>
@@ -10398,7 +10322,7 @@
         </w:rPr>
         <w:t xml:space="preserve">. </w:t>
       </w:r>
-      <w:hyperlink r:id="rId15" w:tgtFrame="_blank" w:history="1">
+      <w:hyperlink r:id="rId18" w:tgtFrame="_blank" w:history="1">
         <w:r>
           <w:rPr>
             <w:rFonts w:asciiTheme="majorBidi" w:eastAsia="Times New Roman" w:hAnsiTheme="majorBidi" w:cstheme="majorBidi"/>
@@ -10456,7 +10380,7 @@
         </w:rPr>
         <w:t xml:space="preserve">. </w:t>
       </w:r>
-      <w:hyperlink r:id="rId16" w:tgtFrame="_blank" w:history="1">
+      <w:hyperlink r:id="rId19" w:tgtFrame="_blank" w:history="1">
         <w:r>
           <w:rPr>
             <w:rFonts w:asciiTheme="majorBidi" w:eastAsia="Times New Roman" w:hAnsiTheme="majorBidi" w:cstheme="majorBidi"/>
@@ -10504,7 +10428,7 @@
         </w:rPr>
         <w:t xml:space="preserve">. </w:t>
       </w:r>
-      <w:hyperlink r:id="rId17" w:tgtFrame="_blank" w:history="1">
+      <w:hyperlink r:id="rId20" w:tgtFrame="_blank" w:history="1">
         <w:r>
           <w:rPr>
             <w:rFonts w:asciiTheme="majorBidi" w:eastAsia="Times New Roman" w:hAnsiTheme="majorBidi" w:cstheme="majorBidi"/>
@@ -10585,7 +10509,7 @@
         </w:rPr>
         <w:t xml:space="preserve">(10), Article 2412. </w:t>
       </w:r>
-      <w:hyperlink r:id="rId18" w:tgtFrame="_blank" w:history="1">
+      <w:hyperlink r:id="rId21" w:tgtFrame="_blank" w:history="1">
         <w:r>
           <w:rPr>
             <w:rStyle w:val="Hyperlink"/>
@@ -10655,7 +10579,7 @@
         </w:rPr>
         <w:t xml:space="preserve">(20), Article 5037. </w:t>
       </w:r>
-      <w:hyperlink r:id="rId19" w:tgtFrame="_blank" w:history="1">
+      <w:hyperlink r:id="rId22" w:tgtFrame="_blank" w:history="1">
         <w:r>
           <w:rPr>
             <w:rStyle w:val="Hyperlink"/>
@@ -10711,7 +10635,7 @@
         </w:rPr>
         <w:t xml:space="preserve">(10), 13863–13878. </w:t>
       </w:r>
-      <w:hyperlink r:id="rId20" w:tgtFrame="_blank" w:history="1">
+      <w:hyperlink r:id="rId23" w:tgtFrame="_blank" w:history="1">
         <w:r>
           <w:rPr>
             <w:rStyle w:val="Hyperlink"/>
@@ -10748,7 +10672,7 @@
         </w:rPr>
         <w:t xml:space="preserve">. </w:t>
       </w:r>
-      <w:hyperlink r:id="rId21" w:tgtFrame="_blank" w:history="1">
+      <w:hyperlink r:id="rId24" w:tgtFrame="_blank" w:history="1">
         <w:r>
           <w:rPr>
             <w:rStyle w:val="Hyperlink"/>
@@ -10819,7 +10743,7 @@
         </w:rPr>
         <w:t xml:space="preserve">, 15–27. </w:t>
       </w:r>
-      <w:hyperlink r:id="rId22" w:tgtFrame="_blank" w:history="1">
+      <w:hyperlink r:id="rId25" w:tgtFrame="_blank" w:history="1">
         <w:r>
           <w:rPr>
             <w:rStyle w:val="Hyperlink"/>
@@ -10897,7 +10821,7 @@
         </w:rPr>
         <w:t xml:space="preserve">6–444. </w:t>
       </w:r>
-      <w:hyperlink r:id="rId23" w:tgtFrame="_blank" w:history="1">
+      <w:hyperlink r:id="rId26" w:tgtFrame="_blank" w:history="1">
         <w:r>
           <w:rPr>
             <w:rStyle w:val="Hyperlink"/>
@@ -10947,7 +10871,7 @@
         </w:rPr>
         <w:t xml:space="preserve">, Article 130512. </w:t>
       </w:r>
-      <w:hyperlink r:id="rId24" w:tgtFrame="_blank" w:history="1">
+      <w:hyperlink r:id="rId27" w:tgtFrame="_blank" w:history="1">
         <w:r>
           <w:rPr>
             <w:rStyle w:val="Hyperlink"/>
@@ -11026,7 +10950,7 @@
         </w:rPr>
         <w:t xml:space="preserve">(7), 1425–1432. </w:t>
       </w:r>
-      <w:hyperlink r:id="rId25" w:tgtFrame="_blank" w:history="1">
+      <w:hyperlink r:id="rId28" w:tgtFrame="_blank" w:history="1">
         <w:r>
           <w:rPr>
             <w:rStyle w:val="Hyperlink"/>
@@ -11118,7 +11042,7 @@
         </w:rPr>
         <w:t xml:space="preserve">(Part A), Article 128845. </w:t>
       </w:r>
-      <w:hyperlink r:id="rId26" w:tgtFrame="_blank" w:history="1">
+      <w:hyperlink r:id="rId29" w:tgtFrame="_blank" w:history="1">
         <w:r>
           <w:rPr>
             <w:rStyle w:val="Hyperlink"/>
@@ -11184,7 +11108,7 @@
         </w:rPr>
         <w:t xml:space="preserve">. </w:t>
       </w:r>
-      <w:hyperlink r:id="rId27" w:tgtFrame="_blank" w:history="1">
+      <w:hyperlink r:id="rId30" w:tgtFrame="_blank" w:history="1">
         <w:r>
           <w:rPr>
             <w:rStyle w:val="Hyperlink"/>
@@ -11298,7 +11222,7 @@
         </w:rPr>
         <w:t xml:space="preserve"> (pp. 234–241). Springer. </w:t>
       </w:r>
-      <w:hyperlink r:id="rId28" w:tgtFrame="_blank" w:history="1">
+      <w:hyperlink r:id="rId31" w:tgtFrame="_blank" w:history="1">
         <w:r>
           <w:rPr>
             <w:rStyle w:val="Hyperlink"/>
@@ -11377,7 +11301,7 @@
         </w:rPr>
         <w:t xml:space="preserve">(9), 3615–3637. </w:t>
       </w:r>
-      <w:hyperlink r:id="rId29" w:tgtFrame="_blank" w:history="1">
+      <w:hyperlink r:id="rId32" w:tgtFrame="_blank" w:history="1">
         <w:r>
           <w:rPr>
             <w:rStyle w:val="Hyperlink"/>
@@ -11435,7 +11359,7 @@
         </w:rPr>
         <w:t xml:space="preserve">, 10–20. </w:t>
       </w:r>
-      <w:hyperlink r:id="rId30" w:tgtFrame="_blank" w:history="1">
+      <w:hyperlink r:id="rId33" w:tgtFrame="_blank" w:history="1">
         <w:r>
           <w:rPr>
             <w:rStyle w:val="Hyperlink"/>
@@ -11493,7 +11417,7 @@
         </w:rPr>
         <w:t xml:space="preserve">(10), 2412. </w:t>
       </w:r>
-      <w:hyperlink r:id="rId31" w:tgtFrame="_blank" w:history="1">
+      <w:hyperlink r:id="rId34" w:tgtFrame="_blank" w:history="1">
         <w:r>
           <w:rPr>
             <w:rStyle w:val="Hyperlink"/>
@@ -11543,7 +11467,7 @@
         </w:rPr>
         <w:t xml:space="preserve">(20), 5037. </w:t>
       </w:r>
-      <w:hyperlink r:id="rId32" w:tgtFrame="_blank" w:history="1">
+      <w:hyperlink r:id="rId35" w:tgtFrame="_blank" w:history="1">
         <w:r>
           <w:rPr>
             <w:rStyle w:val="Hyperlink"/>
@@ -11593,7 +11517,7 @@
         </w:rPr>
         <w:t xml:space="preserve">(10), 13863–13878. </w:t>
       </w:r>
-      <w:hyperlink r:id="rId33" w:tgtFrame="_blank" w:history="1">
+      <w:hyperlink r:id="rId36" w:tgtFrame="_blank" w:history="1">
         <w:r>
           <w:rPr>
             <w:rStyle w:val="Hyperlink"/>
@@ -11618,7 +11542,7 @@
         <w:lastRenderedPageBreak/>
         <w:t xml:space="preserve">European Space Agency. (n.d.). Sentinel-2 mission overview. </w:t>
       </w:r>
-      <w:hyperlink r:id="rId34" w:tgtFrame="_blank" w:history="1">
+      <w:hyperlink r:id="rId37" w:tgtFrame="_blank" w:history="1">
         <w:r>
           <w:rPr>
             <w:rStyle w:val="Hyperlink"/>
@@ -11682,7 +11606,7 @@
         </w:rPr>
         <w:t xml:space="preserve">, 15–27. </w:t>
       </w:r>
-      <w:hyperlink r:id="rId35" w:tgtFrame="_blank" w:history="1">
+      <w:hyperlink r:id="rId38" w:tgtFrame="_blank" w:history="1">
         <w:r>
           <w:rPr>
             <w:rStyle w:val="Hyperlink"/>
@@ -11754,7 +11678,7 @@
         </w:rPr>
         <w:t xml:space="preserve">(7553), 436–444. </w:t>
       </w:r>
-      <w:hyperlink r:id="rId36" w:tgtFrame="_blank" w:history="1">
+      <w:hyperlink r:id="rId39" w:tgtFrame="_blank" w:history="1">
         <w:r>
           <w:rPr>
             <w:rStyle w:val="Hyperlink"/>
@@ -11804,7 +11728,7 @@
         </w:rPr>
         <w:t xml:space="preserve">, 130512. </w:t>
       </w:r>
-      <w:hyperlink r:id="rId37" w:tgtFrame="_blank" w:history="1">
+      <w:hyperlink r:id="rId40" w:tgtFrame="_blank" w:history="1">
         <w:r>
           <w:rPr>
             <w:rStyle w:val="Hyperlink"/>
@@ -11862,7 +11786,7 @@
         </w:rPr>
         <w:t xml:space="preserve">(7), 1425–1432. </w:t>
       </w:r>
-      <w:hyperlink r:id="rId38" w:tgtFrame="_blank" w:history="1">
+      <w:hyperlink r:id="rId41" w:tgtFrame="_blank" w:history="1">
         <w:r>
           <w:rPr>
             <w:rStyle w:val="Hyperlink"/>
@@ -11948,7 +11872,7 @@
         </w:rPr>
         <w:t xml:space="preserve">, 128845. </w:t>
       </w:r>
-      <w:hyperlink r:id="rId39" w:tgtFrame="_blank" w:history="1">
+      <w:hyperlink r:id="rId42" w:tgtFrame="_blank" w:history="1">
         <w:r>
           <w:rPr>
             <w:rStyle w:val="Hyperlink"/>
@@ -12007,7 +11931,7 @@
         </w:rPr>
         <w:t xml:space="preserve">. </w:t>
       </w:r>
-      <w:hyperlink r:id="rId40" w:tgtFrame="_blank" w:history="1">
+      <w:hyperlink r:id="rId43" w:tgtFrame="_blank" w:history="1">
         <w:r>
           <w:rPr>
             <w:rStyle w:val="Hyperlink"/>
@@ -12066,7 +11990,7 @@
         </w:rPr>
         <w:t xml:space="preserve"> (pp. 234–241). Springer. </w:t>
       </w:r>
-      <w:hyperlink r:id="rId41" w:tgtFrame="_blank" w:history="1">
+      <w:hyperlink r:id="rId44" w:tgtFrame="_blank" w:history="1">
         <w:r>
           <w:rPr>
             <w:rStyle w:val="Hyperlink"/>
@@ -12138,7 +12062,7 @@
         </w:rPr>
         <w:t xml:space="preserve">(9), 3615–3637. </w:t>
       </w:r>
-      <w:hyperlink r:id="rId42" w:tgtFrame="_blank" w:history="1">
+      <w:hyperlink r:id="rId45" w:tgtFrame="_blank" w:history="1">
         <w:r>
           <w:rPr>
             <w:rStyle w:val="Hyperlink"/>
@@ -12163,7 +12087,7 @@
         <w:lastRenderedPageBreak/>
         <w:t xml:space="preserve">United Nations Office for Disaster Risk Reduction. (2020). Flood risk management: Global practices and local implementation. </w:t>
       </w:r>
-      <w:hyperlink r:id="rId43" w:tgtFrame="_blank" w:history="1">
+      <w:hyperlink r:id="rId46" w:tgtFrame="_blank" w:history="1">
         <w:r>
           <w:rPr>
             <w:rStyle w:val="Hyperlink"/>
@@ -12235,7 +12159,7 @@
         </w:rPr>
         <w:t xml:space="preserve">(10), e2019WR027038. </w:t>
       </w:r>
-      <w:hyperlink r:id="rId44" w:tgtFrame="_blank" w:history="1">
+      <w:hyperlink r:id="rId47" w:tgtFrame="_blank" w:history="1">
         <w:r>
           <w:rPr>
             <w:rStyle w:val="Hyperlink"/>
@@ -14029,7 +13953,7 @@
 </file>
 
 <file path=customXml/itemProps1.xml><?xml version="1.0" encoding="utf-8"?>
-<ds:datastoreItem xmlns:ds="http://schemas.openxmlformats.org/officeDocument/2006/customXml" ds:itemID="{72CC43F6-F7B3-41D5-92C4-EC4F057D8475}">
+<ds:datastoreItem xmlns:ds="http://schemas.openxmlformats.org/officeDocument/2006/customXml" ds:itemID="{52BEB150-D90C-4B13-B895-7657979E1894}">
   <ds:schemaRefs>
     <ds:schemaRef ds:uri="http://schemas.openxmlformats.org/officeDocument/2006/bibliography"/>
   </ds:schemaRefs>
